--- a/lessons/6-4/downloads/reveal/6.4-session-1-practice-form-a.docx
+++ b/lessons/6-4/downloads/reveal/6.4-session-1-practice-form-a.docx
@@ -15,7 +15,7 @@
         <w:rPr>
           <w:rFonts w:ascii="Avenir Next" w:hAnsi="Avenir Next" w:cs="Avenir Next" w:eastAsia="Avenir Next"/>
           <w:color w:val="1A1A1A"/>
-          <w:sz w:val="20"/>
+          <w:sz w:val="22"/>
           <w:szCs w:val="20"/>
         </w:rPr>
         <w:t xml:space="preserve">Name</w:t>
@@ -33,7 +33,7 @@
         <w:rPr>
           <w:rFonts w:ascii="Avenir Next" w:hAnsi="Avenir Next" w:cs="Avenir Next" w:eastAsia="Avenir Next"/>
           <w:color w:val="1A1A1A"/>
-          <w:sz w:val="20"/>
+          <w:sz w:val="22"/>
           <w:szCs w:val="20"/>
         </w:rPr>
         <w:t xml:space="preserve">   Date</w:t>
@@ -51,7 +51,7 @@
         <w:rPr>
           <w:rFonts w:ascii="Avenir Next" w:hAnsi="Avenir Next" w:cs="Avenir Next" w:eastAsia="Avenir Next"/>
           <w:color w:val="1A1A1A"/>
-          <w:sz w:val="20"/>
+          <w:sz w:val="22"/>
           <w:szCs w:val="20"/>
         </w:rPr>
         <w:t xml:space="preserve">   Period</w:t>
@@ -78,7 +78,7 @@
           <w:caps/>
           <w:color w:val="003A70"/>
           <w:spacing w:val="12"/>
-          <w:sz w:val="19"/>
+          <w:sz w:val="22"/>
           <w:szCs w:val="19"/>
         </w:rPr>
         <w:t xml:space="preserve">Lesson 6-4  ·  Session 1  ·  Practice  ·  Form A</w:t>
@@ -86,6 +86,7 @@
     </w:p>
     <w:p>
       <w:pPr>
+        <w:pStyle w:val="Heading1"/>
         <w:keepNext/>
         <w:spacing w:before="0" w:after="10" w:line="240" w:lineRule="auto"/>
       </w:pPr>
@@ -111,7 +112,7 @@
         <w:rPr>
           <w:rFonts w:ascii="Avenir Next" w:hAnsi="Avenir Next" w:cs="Avenir Next" w:eastAsia="Avenir Next"/>
           <w:color w:val="5A5F66"/>
-          <w:sz w:val="17"/>
+          <w:sz w:val="22"/>
           <w:szCs w:val="17"/>
         </w:rPr>
         <w:t xml:space="preserve">Learning target — I can write a numerical expression that matches a situation.</w:t>
@@ -128,7 +129,7 @@
     </w:p>
     <w:p>
       <w:pPr>
-        <w:spacing w:before="0" w:after="0" w:line="60" w:lineRule="auto"/>
+        <w:spacing w:before="0" w:after="0" w:line="50" w:lineRule="exact"/>
       </w:pPr>
     </w:p>
     <w:tbl>
@@ -167,6 +168,7 @@
           </w:tcPr>
           <w:p>
             <w:pPr>
+              <w:pStyle w:val="Heading2"/>
               <w:spacing w:before="0" w:after="40" w:line="264" w:lineRule="auto"/>
             </w:pPr>
             <w:r>
@@ -194,25 +196,25 @@
                 <w:rFonts w:ascii="Avenir Next" w:hAnsi="Avenir Next" w:cs="Avenir Next" w:eastAsia="Avenir Next"/>
                 <w:b/>
                 <w:color w:val="003A70"/>
+                <w:sz w:val="22"/>
+                <w:szCs w:val="18"/>
+              </w:rPr>
+              <w:t xml:space="preserve">•</w:t>
+            </w:r>
+            <w:r>
+              <w:rPr>
+                <w:rFonts w:ascii="Avenir Next" w:hAnsi="Avenir Next" w:cs="Avenir Next" w:eastAsia="Avenir Next"/>
+                <w:color w:val="1A1A1A"/>
                 <w:sz w:val="18"/>
                 <w:szCs w:val="18"/>
               </w:rPr>
-              <w:t xml:space="preserve">•</w:t>
-            </w:r>
-            <w:r>
-              <w:rPr>
-                <w:rFonts w:ascii="Avenir Next" w:hAnsi="Avenir Next" w:cs="Avenir Next" w:eastAsia="Avenir Next"/>
-                <w:color w:val="1A1A1A"/>
-                <w:sz w:val="18"/>
-                <w:szCs w:val="18"/>
-              </w:rPr>
               <w:tab/>
             </w:r>
             <w:r>
               <w:rPr>
                 <w:rFonts w:ascii="Avenir Next" w:hAnsi="Avenir Next" w:cs="Avenir Next" w:eastAsia="Avenir Next"/>
                 <w:color w:val="1A1A1A"/>
-                <w:sz w:val="18"/>
+                <w:sz w:val="22"/>
                 <w:szCs w:val="18"/>
               </w:rPr>
               <w:t xml:space="preserve">A </w:t>
@@ -222,7 +224,7 @@
                 <w:rFonts w:ascii="Avenir Next" w:hAnsi="Avenir Next" w:cs="Avenir Next" w:eastAsia="Avenir Next"/>
                 <w:b/>
                 <w:color w:val="1A1A1A"/>
-                <w:sz w:val="18"/>
+                <w:sz w:val="22"/>
                 <w:szCs w:val="18"/>
               </w:rPr>
               <w:t xml:space="preserve">numerical expression</w:t>
@@ -231,7 +233,7 @@
               <w:rPr>
                 <w:rFonts w:ascii="Avenir Next" w:hAnsi="Avenir Next" w:cs="Avenir Next" w:eastAsia="Avenir Next"/>
                 <w:color w:val="1A1A1A"/>
-                <w:sz w:val="18"/>
+                <w:sz w:val="22"/>
                 <w:szCs w:val="18"/>
               </w:rPr>
               <w:t xml:space="preserve"> has numbers and operations but </w:t>
@@ -241,7 +243,7 @@
                 <w:rFonts w:ascii="Avenir Next" w:hAnsi="Avenir Next" w:cs="Avenir Next" w:eastAsia="Avenir Next"/>
                 <w:b/>
                 <w:color w:val="1A1A1A"/>
-                <w:sz w:val="18"/>
+                <w:sz w:val="22"/>
                 <w:szCs w:val="18"/>
               </w:rPr>
               <w:t xml:space="preserve">no equal sign</w:t>
@@ -250,7 +252,7 @@
               <w:rPr>
                 <w:rFonts w:ascii="Avenir Next" w:hAnsi="Avenir Next" w:cs="Avenir Next" w:eastAsia="Avenir Next"/>
                 <w:color w:val="1A1A1A"/>
-                <w:sz w:val="18"/>
+                <w:sz w:val="22"/>
                 <w:szCs w:val="18"/>
               </w:rPr>
               <w:t xml:space="preserve">.</w:t>
@@ -269,25 +271,25 @@
                 <w:rFonts w:ascii="Avenir Next" w:hAnsi="Avenir Next" w:cs="Avenir Next" w:eastAsia="Avenir Next"/>
                 <w:b/>
                 <w:color w:val="003A70"/>
+                <w:sz w:val="22"/>
+                <w:szCs w:val="18"/>
+              </w:rPr>
+              <w:t xml:space="preserve">•</w:t>
+            </w:r>
+            <w:r>
+              <w:rPr>
+                <w:rFonts w:ascii="Avenir Next" w:hAnsi="Avenir Next" w:cs="Avenir Next" w:eastAsia="Avenir Next"/>
+                <w:color w:val="1A1A1A"/>
                 <w:sz w:val="18"/>
                 <w:szCs w:val="18"/>
               </w:rPr>
-              <w:t xml:space="preserve">•</w:t>
-            </w:r>
-            <w:r>
-              <w:rPr>
-                <w:rFonts w:ascii="Avenir Next" w:hAnsi="Avenir Next" w:cs="Avenir Next" w:eastAsia="Avenir Next"/>
-                <w:color w:val="1A1A1A"/>
-                <w:sz w:val="18"/>
-                <w:szCs w:val="18"/>
-              </w:rPr>
               <w:tab/>
             </w:r>
             <w:r>
               <w:rPr>
                 <w:rFonts w:ascii="Avenir Next" w:hAnsi="Avenir Next" w:cs="Avenir Next" w:eastAsia="Avenir Next"/>
                 <w:color w:val="1A1A1A"/>
-                <w:sz w:val="18"/>
+                <w:sz w:val="22"/>
                 <w:szCs w:val="18"/>
               </w:rPr>
               <w:t xml:space="preserve">“Each” or “per” means </w:t>
@@ -297,7 +299,7 @@
                 <w:rFonts w:ascii="Avenir Next" w:hAnsi="Avenir Next" w:cs="Avenir Next" w:eastAsia="Avenir Next"/>
                 <w:b/>
                 <w:color w:val="1A1A1A"/>
-                <w:sz w:val="18"/>
+                <w:sz w:val="22"/>
                 <w:szCs w:val="18"/>
               </w:rPr>
               <w:t xml:space="preserve">equal groups</w:t>
@@ -306,7 +308,7 @@
               <w:rPr>
                 <w:rFonts w:ascii="Avenir Next" w:hAnsi="Avenir Next" w:cs="Avenir Next" w:eastAsia="Avenir Next"/>
                 <w:color w:val="1A1A1A"/>
-                <w:sz w:val="18"/>
+                <w:sz w:val="22"/>
                 <w:szCs w:val="18"/>
               </w:rPr>
               <w:t xml:space="preserve">, so multiply. Totals of groups are </w:t>
@@ -316,7 +318,7 @@
                 <w:rFonts w:ascii="Avenir Next" w:hAnsi="Avenir Next" w:cs="Avenir Next" w:eastAsia="Avenir Next"/>
                 <w:b/>
                 <w:color w:val="1A1A1A"/>
-                <w:sz w:val="18"/>
+                <w:sz w:val="22"/>
                 <w:szCs w:val="18"/>
               </w:rPr>
               <w:t xml:space="preserve">added</w:t>
@@ -325,7 +327,7 @@
               <w:rPr>
                 <w:rFonts w:ascii="Avenir Next" w:hAnsi="Avenir Next" w:cs="Avenir Next" w:eastAsia="Avenir Next"/>
                 <w:color w:val="1A1A1A"/>
-                <w:sz w:val="18"/>
+                <w:sz w:val="22"/>
                 <w:szCs w:val="18"/>
               </w:rPr>
               <w:t xml:space="preserve">. “5 less than 12” is 12 − 5.</w:t>
@@ -344,25 +346,25 @@
                 <w:rFonts w:ascii="Avenir Next" w:hAnsi="Avenir Next" w:cs="Avenir Next" w:eastAsia="Avenir Next"/>
                 <w:b/>
                 <w:color w:val="003A70"/>
+                <w:sz w:val="22"/>
+                <w:szCs w:val="18"/>
+              </w:rPr>
+              <w:t xml:space="preserve">•</w:t>
+            </w:r>
+            <w:r>
+              <w:rPr>
+                <w:rFonts w:ascii="Avenir Next" w:hAnsi="Avenir Next" w:cs="Avenir Next" w:eastAsia="Avenir Next"/>
+                <w:color w:val="1A1A1A"/>
                 <w:sz w:val="18"/>
                 <w:szCs w:val="18"/>
               </w:rPr>
-              <w:t xml:space="preserve">•</w:t>
-            </w:r>
-            <w:r>
-              <w:rPr>
-                <w:rFonts w:ascii="Avenir Next" w:hAnsi="Avenir Next" w:cs="Avenir Next" w:eastAsia="Avenir Next"/>
-                <w:color w:val="1A1A1A"/>
-                <w:sz w:val="18"/>
-                <w:szCs w:val="18"/>
-              </w:rPr>
               <w:tab/>
             </w:r>
             <w:r>
               <w:rPr>
                 <w:rFonts w:ascii="Avenir Next" w:hAnsi="Avenir Next" w:cs="Avenir Next" w:eastAsia="Avenir Next"/>
                 <w:color w:val="1A1A1A"/>
-                <w:sz w:val="18"/>
+                <w:sz w:val="22"/>
                 <w:szCs w:val="18"/>
               </w:rPr>
               <w:t xml:space="preserve">Use </w:t>
@@ -372,7 +374,7 @@
                 <w:rFonts w:ascii="Avenir Next" w:hAnsi="Avenir Next" w:cs="Avenir Next" w:eastAsia="Avenir Next"/>
                 <w:b/>
                 <w:color w:val="1A1A1A"/>
-                <w:sz w:val="18"/>
+                <w:sz w:val="22"/>
                 <w:szCs w:val="18"/>
               </w:rPr>
               <w:t xml:space="preserve">parentheses</w:t>
@@ -381,7 +383,7 @@
               <w:rPr>
                 <w:rFonts w:ascii="Avenir Next" w:hAnsi="Avenir Next" w:cs="Avenir Next" w:eastAsia="Avenir Next"/>
                 <w:color w:val="1A1A1A"/>
-                <w:sz w:val="18"/>
+                <w:sz w:val="22"/>
                 <w:szCs w:val="18"/>
               </w:rPr>
               <w:t xml:space="preserve"> for a part done first: the sum of 4 and 6, tripled, is 3 × (4 + 6).</w:t>
@@ -396,6 +398,7 @@
           </w:tcPr>
           <w:p>
             <w:pPr>
+              <w:pStyle w:val="Heading2"/>
               <w:spacing w:before="0" w:after="40" w:line="264" w:lineRule="auto"/>
             </w:pPr>
             <w:r>
@@ -418,7 +421,7 @@
               <w:rPr>
                 <w:rFonts w:ascii="Avenir Next" w:hAnsi="Avenir Next" w:cs="Avenir Next" w:eastAsia="Avenir Next"/>
                 <w:color w:val="1A1A1A"/>
-                <w:sz w:val="17"/>
+                <w:sz w:val="22"/>
                 <w:szCs w:val="17"/>
               </w:rPr>
               <w:t xml:space="preserve">Ms. Ortiz buys 4 pizzas at $9 each and one $6 salad. Write an expression for the total. Evaluate it.</w:t>
@@ -437,25 +440,25 @@
                 <w:rFonts w:ascii="Avenir Next" w:hAnsi="Avenir Next" w:cs="Avenir Next" w:eastAsia="Avenir Next"/>
                 <w:b/>
                 <w:color w:val="003A70"/>
+                <w:sz w:val="22"/>
+                <w:szCs w:val="17"/>
+              </w:rPr>
+              <w:t xml:space="preserve">Step 1</w:t>
+            </w:r>
+            <w:r>
+              <w:rPr>
+                <w:rFonts w:ascii="Avenir Next" w:hAnsi="Avenir Next" w:cs="Avenir Next" w:eastAsia="Avenir Next"/>
+                <w:color w:val="1A1A1A"/>
                 <w:sz w:val="17"/>
                 <w:szCs w:val="17"/>
               </w:rPr>
-              <w:t xml:space="preserve">Step 1</w:t>
-            </w:r>
-            <w:r>
-              <w:rPr>
-                <w:rFonts w:ascii="Avenir Next" w:hAnsi="Avenir Next" w:cs="Avenir Next" w:eastAsia="Avenir Next"/>
-                <w:color w:val="1A1A1A"/>
-                <w:sz w:val="17"/>
-                <w:szCs w:val="17"/>
-              </w:rPr>
               <w:tab/>
             </w:r>
             <w:r>
               <w:rPr>
                 <w:rFonts w:ascii="Avenir Next" w:hAnsi="Avenir Next" w:cs="Avenir Next" w:eastAsia="Avenir Next"/>
                 <w:color w:val="1A1A1A"/>
-                <w:sz w:val="17"/>
+                <w:sz w:val="22"/>
                 <w:szCs w:val="17"/>
               </w:rPr>
               <w:t xml:space="preserve">Pizzas are equal groups: 4 × 9.</w:t>
@@ -474,25 +477,25 @@
                 <w:rFonts w:ascii="Avenir Next" w:hAnsi="Avenir Next" w:cs="Avenir Next" w:eastAsia="Avenir Next"/>
                 <w:b/>
                 <w:color w:val="003A70"/>
+                <w:sz w:val="22"/>
+                <w:szCs w:val="17"/>
+              </w:rPr>
+              <w:t xml:space="preserve">Step 2</w:t>
+            </w:r>
+            <w:r>
+              <w:rPr>
+                <w:rFonts w:ascii="Avenir Next" w:hAnsi="Avenir Next" w:cs="Avenir Next" w:eastAsia="Avenir Next"/>
+                <w:color w:val="1A1A1A"/>
                 <w:sz w:val="17"/>
                 <w:szCs w:val="17"/>
               </w:rPr>
-              <w:t xml:space="preserve">Step 2</w:t>
-            </w:r>
-            <w:r>
-              <w:rPr>
-                <w:rFonts w:ascii="Avenir Next" w:hAnsi="Avenir Next" w:cs="Avenir Next" w:eastAsia="Avenir Next"/>
-                <w:color w:val="1A1A1A"/>
-                <w:sz w:val="17"/>
-                <w:szCs w:val="17"/>
-              </w:rPr>
               <w:tab/>
             </w:r>
             <w:r>
               <w:rPr>
                 <w:rFonts w:ascii="Avenir Next" w:hAnsi="Avenir Next" w:cs="Avenir Next" w:eastAsia="Avenir Next"/>
                 <w:color w:val="1A1A1A"/>
-                <w:sz w:val="17"/>
+                <w:sz w:val="22"/>
                 <w:szCs w:val="17"/>
               </w:rPr>
               <w:t xml:space="preserve">Add the salad: 4 × 9 + 6.</w:t>
@@ -511,25 +514,25 @@
                 <w:rFonts w:ascii="Avenir Next" w:hAnsi="Avenir Next" w:cs="Avenir Next" w:eastAsia="Avenir Next"/>
                 <w:b/>
                 <w:color w:val="003A70"/>
+                <w:sz w:val="22"/>
+                <w:szCs w:val="17"/>
+              </w:rPr>
+              <w:t xml:space="preserve">Step 3</w:t>
+            </w:r>
+            <w:r>
+              <w:rPr>
+                <w:rFonts w:ascii="Avenir Next" w:hAnsi="Avenir Next" w:cs="Avenir Next" w:eastAsia="Avenir Next"/>
+                <w:color w:val="1A1A1A"/>
                 <w:sz w:val="17"/>
                 <w:szCs w:val="17"/>
               </w:rPr>
-              <w:t xml:space="preserve">Step 3</w:t>
-            </w:r>
-            <w:r>
-              <w:rPr>
-                <w:rFonts w:ascii="Avenir Next" w:hAnsi="Avenir Next" w:cs="Avenir Next" w:eastAsia="Avenir Next"/>
-                <w:color w:val="1A1A1A"/>
-                <w:sz w:val="17"/>
-                <w:szCs w:val="17"/>
-              </w:rPr>
               <w:tab/>
             </w:r>
             <w:r>
               <w:rPr>
                 <w:rFonts w:ascii="Avenir Next" w:hAnsi="Avenir Next" w:cs="Avenir Next" w:eastAsia="Avenir Next"/>
                 <w:color w:val="1A1A1A"/>
-                <w:sz w:val="17"/>
+                <w:sz w:val="22"/>
                 <w:szCs w:val="17"/>
               </w:rPr>
               <w:t xml:space="preserve">Evaluate: 36 + 6 = 42.</w:t>
@@ -548,18 +551,18 @@
                 <w:rFonts w:ascii="Avenir Next" w:hAnsi="Avenir Next" w:cs="Avenir Next" w:eastAsia="Avenir Next"/>
                 <w:b/>
                 <w:color w:val="1A1A1A"/>
+                <w:sz w:val="22"/>
+                <w:szCs w:val="17"/>
+              </w:rPr>
+              <w:t xml:space="preserve">Answer</w:t>
+            </w:r>
+            <w:r>
+              <w:rPr>
+                <w:rFonts w:ascii="Avenir Next" w:hAnsi="Avenir Next" w:cs="Avenir Next" w:eastAsia="Avenir Next"/>
+                <w:color w:val="1A1A1A"/>
                 <w:sz w:val="17"/>
                 <w:szCs w:val="17"/>
               </w:rPr>
-              <w:t xml:space="preserve">Answer</w:t>
-            </w:r>
-            <w:r>
-              <w:rPr>
-                <w:rFonts w:ascii="Avenir Next" w:hAnsi="Avenir Next" w:cs="Avenir Next" w:eastAsia="Avenir Next"/>
-                <w:color w:val="1A1A1A"/>
-                <w:sz w:val="17"/>
-                <w:szCs w:val="17"/>
-              </w:rPr>
               <w:tab/>
             </w:r>
             <w:r>
@@ -567,7 +570,7 @@
                 <w:rFonts w:ascii="Avenir Next" w:hAnsi="Avenir Next" w:cs="Avenir Next" w:eastAsia="Avenir Next"/>
                 <w:b/>
                 <w:color w:val="1A1A1A"/>
-                <w:sz w:val="17"/>
+                <w:sz w:val="22"/>
                 <w:szCs w:val="17"/>
               </w:rPr>
               <w:t xml:space="preserve">4 × 9 + 6 = $42</w:t>
@@ -596,7 +599,7 @@
           <w:rFonts w:ascii="Avenir Next" w:hAnsi="Avenir Next" w:cs="Avenir Next" w:eastAsia="Avenir Next"/>
           <w:b/>
           <w:color w:val="1A1A1A"/>
-          <w:sz w:val="17"/>
+          <w:sz w:val="22"/>
           <w:szCs w:val="17"/>
         </w:rPr>
         <w:t xml:space="preserve">numerical expression</w:t>
@@ -606,7 +609,7 @@
           <w:rFonts w:ascii="Avenir Next" w:hAnsi="Avenir Next" w:cs="Avenir Next" w:eastAsia="Avenir Next"/>
           <w:i/>
           <w:color w:val="5A5F66"/>
-          <w:sz w:val="17"/>
+          <w:sz w:val="22"/>
           <w:szCs w:val="17"/>
         </w:rPr>
         <w:t xml:space="preserve"> (expresión numérica)</w:t>
@@ -615,7 +618,7 @@
         <w:rPr>
           <w:rFonts w:ascii="Avenir Next" w:hAnsi="Avenir Next" w:cs="Avenir Next" w:eastAsia="Avenir Next"/>
           <w:color w:val="5A5F66"/>
-          <w:sz w:val="17"/>
+          <w:sz w:val="22"/>
           <w:szCs w:val="17"/>
         </w:rPr>
         <w:t xml:space="preserve">   ·   </w:t>
@@ -625,7 +628,7 @@
           <w:rFonts w:ascii="Avenir Next" w:hAnsi="Avenir Next" w:cs="Avenir Next" w:eastAsia="Avenir Next"/>
           <w:b/>
           <w:color w:val="1A1A1A"/>
-          <w:sz w:val="17"/>
+          <w:sz w:val="22"/>
           <w:szCs w:val="17"/>
         </w:rPr>
         <w:t xml:space="preserve">evaluate</w:t>
@@ -635,7 +638,7 @@
           <w:rFonts w:ascii="Avenir Next" w:hAnsi="Avenir Next" w:cs="Avenir Next" w:eastAsia="Avenir Next"/>
           <w:i/>
           <w:color w:val="5A5F66"/>
-          <w:sz w:val="17"/>
+          <w:sz w:val="22"/>
           <w:szCs w:val="17"/>
         </w:rPr>
         <w:t xml:space="preserve"> (evaluar)</w:t>
@@ -644,7 +647,7 @@
         <w:rPr>
           <w:rFonts w:ascii="Avenir Next" w:hAnsi="Avenir Next" w:cs="Avenir Next" w:eastAsia="Avenir Next"/>
           <w:color w:val="5A5F66"/>
-          <w:sz w:val="17"/>
+          <w:sz w:val="22"/>
           <w:szCs w:val="17"/>
         </w:rPr>
         <w:t xml:space="preserve">   ·   </w:t>
@@ -654,7 +657,7 @@
           <w:rFonts w:ascii="Avenir Next" w:hAnsi="Avenir Next" w:cs="Avenir Next" w:eastAsia="Avenir Next"/>
           <w:b/>
           <w:color w:val="1A1A1A"/>
-          <w:sz w:val="17"/>
+          <w:sz w:val="22"/>
           <w:szCs w:val="17"/>
         </w:rPr>
         <w:t xml:space="preserve">product</w:t>
@@ -664,7 +667,7 @@
           <w:rFonts w:ascii="Avenir Next" w:hAnsi="Avenir Next" w:cs="Avenir Next" w:eastAsia="Avenir Next"/>
           <w:i/>
           <w:color w:val="5A5F66"/>
-          <w:sz w:val="17"/>
+          <w:sz w:val="22"/>
           <w:szCs w:val="17"/>
         </w:rPr>
         <w:t xml:space="preserve"> (producto)</w:t>
@@ -672,6 +675,7 @@
     </w:p>
     <w:p>
       <w:pPr>
+        <w:pStyle w:val="Heading2"/>
         <w:keepNext/>
         <w:pBdr>
           <w:bottom w:val="single" w:sz="8" w:space="3" w:color="003A70"/>
@@ -687,7 +691,7 @@
           <w:b/>
           <w:color w:val="003A70"/>
           <w:spacing w:val="14"/>
-          <w:sz w:val="19"/>
+          <w:sz w:val="22"/>
           <w:szCs w:val="19"/>
         </w:rPr>
         <w:t xml:space="preserve">PRACTICE</w:t>
@@ -706,7 +710,7 @@
           <w:rFonts w:ascii="Avenir Next" w:hAnsi="Avenir Next" w:cs="Avenir Next" w:eastAsia="Avenir Next"/>
           <w:i/>
           <w:color w:val="5A5F66"/>
-          <w:sz w:val="17"/>
+          <w:sz w:val="22"/>
           <w:szCs w:val="17"/>
         </w:rPr>
         <w:t xml:space="preserve">show your work · label units</w:t>
@@ -714,7 +718,7 @@
     </w:p>
     <w:p>
       <w:pPr>
-        <w:spacing w:before="0" w:after="0" w:line="20" w:lineRule="exact"/>
+        <w:spacing w:before="0" w:after="0" w:line="50" w:lineRule="exact"/>
       </w:pPr>
     </w:p>
     <w:tbl>
@@ -764,25 +768,25 @@
                 <w:rFonts w:ascii="Avenir Next" w:hAnsi="Avenir Next" w:cs="Avenir Next" w:eastAsia="Avenir Next"/>
                 <w:b/>
                 <w:color w:val="1A1A1A"/>
+                <w:sz w:val="22"/>
+                <w:szCs w:val="20"/>
+              </w:rPr>
+              <w:t xml:space="preserve">1.</w:t>
+            </w:r>
+            <w:r>
+              <w:rPr>
+                <w:rFonts w:ascii="Avenir Next" w:hAnsi="Avenir Next" w:cs="Avenir Next" w:eastAsia="Avenir Next"/>
+                <w:color w:val="1A1A1A"/>
                 <w:sz w:val="20"/>
                 <w:szCs w:val="20"/>
               </w:rPr>
-              <w:t xml:space="preserve">1.</w:t>
-            </w:r>
-            <w:r>
-              <w:rPr>
-                <w:rFonts w:ascii="Avenir Next" w:hAnsi="Avenir Next" w:cs="Avenir Next" w:eastAsia="Avenir Next"/>
-                <w:color w:val="1A1A1A"/>
-                <w:sz w:val="20"/>
-                <w:szCs w:val="20"/>
-              </w:rPr>
               <w:tab/>
             </w:r>
             <w:r>
               <w:rPr>
                 <w:rFonts w:ascii="Avenir Next" w:hAnsi="Avenir Next" w:cs="Avenir Next" w:eastAsia="Avenir Next"/>
                 <w:color w:val="1A1A1A"/>
-                <w:sz w:val="20"/>
+                <w:sz w:val="22"/>
                 <w:szCs w:val="20"/>
               </w:rPr>
               <w:t xml:space="preserve">Write a numerical expression for each phrase. Do not evaluate.</w:t>
@@ -837,7 +841,7 @@
                       <w:rFonts w:ascii="Avenir Next" w:hAnsi="Avenir Next" w:cs="Avenir Next" w:eastAsia="Avenir Next"/>
                       <w:b/>
                       <w:color w:val="003A70"/>
-                      <w:sz w:val="20"/>
+                      <w:sz w:val="22"/>
                       <w:szCs w:val="20"/>
                     </w:rPr>
                     <w:t xml:space="preserve">a.</w:t>
@@ -855,7 +859,7 @@
                     <w:rPr>
                       <w:rFonts w:ascii="Avenir Next" w:hAnsi="Avenir Next" w:cs="Avenir Next" w:eastAsia="Avenir Next"/>
                       <w:color w:val="1A1A1A"/>
-                      <w:sz w:val="20"/>
+                      <w:sz w:val="22"/>
                       <w:szCs w:val="20"/>
                     </w:rPr>
                     <w:t xml:space="preserve">4 more than the product of 6 and 3</w:t>
@@ -899,7 +903,7 @@
                       <w:rFonts w:ascii="Avenir Next" w:hAnsi="Avenir Next" w:cs="Avenir Next" w:eastAsia="Avenir Next"/>
                       <w:b/>
                       <w:color w:val="003A70"/>
-                      <w:sz w:val="20"/>
+                      <w:sz w:val="22"/>
                       <w:szCs w:val="20"/>
                     </w:rPr>
                     <w:t xml:space="preserve">b.</w:t>
@@ -917,7 +921,7 @@
                     <w:rPr>
                       <w:rFonts w:ascii="Avenir Next" w:hAnsi="Avenir Next" w:cs="Avenir Next" w:eastAsia="Avenir Next"/>
                       <w:color w:val="1A1A1A"/>
-                      <w:sz w:val="20"/>
+                      <w:sz w:val="22"/>
                       <w:szCs w:val="20"/>
                     </w:rPr>
                     <w:t xml:space="preserve">20 less than 75</w:t>
@@ -967,7 +971,7 @@
                       <w:rFonts w:ascii="Avenir Next" w:hAnsi="Avenir Next" w:cs="Avenir Next" w:eastAsia="Avenir Next"/>
                       <w:b/>
                       <w:color w:val="003A70"/>
-                      <w:sz w:val="20"/>
+                      <w:sz w:val="22"/>
                       <w:szCs w:val="20"/>
                     </w:rPr>
                     <w:t xml:space="preserve">c.</w:t>
@@ -985,7 +989,7 @@
                     <w:rPr>
                       <w:rFonts w:ascii="Avenir Next" w:hAnsi="Avenir Next" w:cs="Avenir Next" w:eastAsia="Avenir Next"/>
                       <w:color w:val="1A1A1A"/>
-                      <w:sz w:val="20"/>
+                      <w:sz w:val="22"/>
                       <w:szCs w:val="20"/>
                     </w:rPr>
                     <w:t xml:space="preserve">the sum of 5 and 9, tripled</w:t>
@@ -1029,7 +1033,7 @@
                       <w:rFonts w:ascii="Avenir Next" w:hAnsi="Avenir Next" w:cs="Avenir Next" w:eastAsia="Avenir Next"/>
                       <w:b/>
                       <w:color w:val="003A70"/>
-                      <w:sz w:val="20"/>
+                      <w:sz w:val="22"/>
                       <w:szCs w:val="20"/>
                     </w:rPr>
                     <w:t xml:space="preserve">d.</w:t>
@@ -1047,7 +1051,7 @@
                     <w:rPr>
                       <w:rFonts w:ascii="Avenir Next" w:hAnsi="Avenir Next" w:cs="Avenir Next" w:eastAsia="Avenir Next"/>
                       <w:color w:val="1A1A1A"/>
-                      <w:sz w:val="20"/>
+                      <w:sz w:val="22"/>
                       <w:szCs w:val="20"/>
                     </w:rPr>
                     <w:t xml:space="preserve">the quotient of 48 and 8, plus 7</w:t>
@@ -1077,7 +1081,7 @@
           </w:tbl>
           <w:p>
             <w:pPr>
-              <w:spacing w:before="0" w:after="0" w:line="24" w:lineRule="auto"/>
+              <w:spacing w:before="0" w:after="0" w:line="50" w:lineRule="exact"/>
             </w:pPr>
           </w:p>
         </w:tc>
@@ -1085,12 +1089,12 @@
     </w:tbl>
     <w:p>
       <w:pPr>
-        <w:spacing w:before="0" w:after="0" w:line="20" w:lineRule="exact"/>
+        <w:spacing w:before="0" w:after="0" w:line="50" w:lineRule="exact"/>
       </w:pPr>
     </w:p>
     <w:p>
       <w:pPr>
-        <w:spacing w:before="0" w:after="0" w:line="20" w:lineRule="exact"/>
+        <w:spacing w:before="0" w:after="0" w:line="50" w:lineRule="exact"/>
       </w:pPr>
     </w:p>
     <w:tbl>
@@ -1140,18 +1144,18 @@
                 <w:rFonts w:ascii="Avenir Next" w:hAnsi="Avenir Next" w:cs="Avenir Next" w:eastAsia="Avenir Next"/>
                 <w:b/>
                 <w:color w:val="1A1A1A"/>
+                <w:sz w:val="22"/>
+                <w:szCs w:val="20"/>
+              </w:rPr>
+              <w:t xml:space="preserve">2.</w:t>
+            </w:r>
+            <w:r>
+              <w:rPr>
+                <w:rFonts w:ascii="Avenir Next" w:hAnsi="Avenir Next" w:cs="Avenir Next" w:eastAsia="Avenir Next"/>
+                <w:color w:val="1A1A1A"/>
                 <w:sz w:val="20"/>
                 <w:szCs w:val="20"/>
               </w:rPr>
-              <w:t xml:space="preserve">2.</w:t>
-            </w:r>
-            <w:r>
-              <w:rPr>
-                <w:rFonts w:ascii="Avenir Next" w:hAnsi="Avenir Next" w:cs="Avenir Next" w:eastAsia="Avenir Next"/>
-                <w:color w:val="1A1A1A"/>
-                <w:sz w:val="20"/>
-                <w:szCs w:val="20"/>
-              </w:rPr>
               <w:tab/>
             </w:r>
             <w:r>
@@ -1159,7 +1163,7 @@
                 <w:rFonts w:ascii="Avenir Next" w:hAnsi="Avenir Next" w:cs="Avenir Next" w:eastAsia="Avenir Next"/>
                 <w:b/>
                 <w:color w:val="1A1A1A"/>
-                <w:sz w:val="20"/>
+                <w:sz w:val="22"/>
                 <w:szCs w:val="20"/>
               </w:rPr>
               <w:t xml:space="preserve">School Store Order.  </w:t>
@@ -1168,7 +1172,7 @@
               <w:rPr>
                 <w:rFonts w:ascii="Avenir Next" w:hAnsi="Avenir Next" w:cs="Avenir Next" w:eastAsia="Avenir Next"/>
                 <w:color w:val="1A1A1A"/>
-                <w:sz w:val="20"/>
+                <w:sz w:val="22"/>
                 <w:szCs w:val="20"/>
               </w:rPr>
               <w:t xml:space="preserve">A school store orders 5 boxes of pens at $12 a box and 4 packs of paper at $3 a pack. It also stacks notebooks in 10 rows of 10.</w:t>
@@ -1188,10 +1192,28 @@
                 <w:rFonts w:ascii="Avenir Next" w:hAnsi="Avenir Next" w:cs="Avenir Next" w:eastAsia="Avenir Next"/>
                 <w:b/>
                 <w:color w:val="003A70"/>
+                <w:sz w:val="22"/>
+                <w:szCs w:val="20"/>
+              </w:rPr>
+              <w:t xml:space="preserve">a.</w:t>
+            </w:r>
+            <w:r>
+              <w:rPr>
+                <w:rFonts w:ascii="Avenir Next" w:hAnsi="Avenir Next" w:cs="Avenir Next" w:eastAsia="Avenir Next"/>
+                <w:color w:val="1A1A1A"/>
                 <w:sz w:val="20"/>
                 <w:szCs w:val="20"/>
               </w:rPr>
-              <w:t xml:space="preserve">a.</w:t>
+              <w:tab/>
+            </w:r>
+            <w:r>
+              <w:rPr>
+                <w:rFonts w:ascii="Avenir Next" w:hAnsi="Avenir Next" w:cs="Avenir Next" w:eastAsia="Avenir Next"/>
+                <w:color w:val="1A1A1A"/>
+                <w:sz w:val="22"/>
+                <w:szCs w:val="20"/>
+              </w:rPr>
+              <w:t xml:space="preserve">Write one expression for the total order cost. Evaluate it.</w:t>
             </w:r>
             <w:r>
               <w:rPr>
@@ -1200,7 +1222,7 @@
                 <w:sz w:val="20"/>
                 <w:szCs w:val="20"/>
               </w:rPr>
-              <w:tab/>
+              <w:t xml:space="preserve">  </w:t>
             </w:r>
             <w:r>
               <w:rPr>
@@ -1208,24 +1230,6 @@
                 <w:color w:val="1A1A1A"/>
                 <w:sz w:val="20"/>
                 <w:szCs w:val="20"/>
-              </w:rPr>
-              <w:t xml:space="preserve">Write one expression for the total order cost. Evaluate it.</w:t>
-            </w:r>
-            <w:r>
-              <w:rPr>
-                <w:rFonts w:ascii="Avenir Next" w:hAnsi="Avenir Next" w:cs="Avenir Next" w:eastAsia="Avenir Next"/>
-                <w:color w:val="1A1A1A"/>
-                <w:sz w:val="20"/>
-                <w:szCs w:val="20"/>
-              </w:rPr>
-              <w:t xml:space="preserve">  </w:t>
-            </w:r>
-            <w:r>
-              <w:rPr>
-                <w:rFonts w:ascii="Avenir Next" w:hAnsi="Avenir Next" w:cs="Avenir Next" w:eastAsia="Avenir Next"/>
-                <w:color w:val="1A1A1A"/>
-                <w:sz w:val="20"/>
-                <w:szCs w:val="20"/>
                 <w:u w:val="single"/>
               </w:rPr>
               <w:t xml:space="preserve">                </w:t>
@@ -1234,7 +1238,7 @@
               <w:rPr>
                 <w:rFonts w:ascii="Avenir Next" w:hAnsi="Avenir Next" w:cs="Avenir Next" w:eastAsia="Avenir Next"/>
                 <w:color w:val="1A1A1A"/>
-                <w:sz w:val="20"/>
+                <w:sz w:val="22"/>
                 <w:szCs w:val="20"/>
               </w:rPr>
               <w:t xml:space="preserve"> dollars</w:t>
@@ -1254,10 +1258,28 @@
                 <w:rFonts w:ascii="Avenir Next" w:hAnsi="Avenir Next" w:cs="Avenir Next" w:eastAsia="Avenir Next"/>
                 <w:b/>
                 <w:color w:val="003A70"/>
+                <w:sz w:val="22"/>
+                <w:szCs w:val="20"/>
+              </w:rPr>
+              <w:t xml:space="preserve">b.</w:t>
+            </w:r>
+            <w:r>
+              <w:rPr>
+                <w:rFonts w:ascii="Avenir Next" w:hAnsi="Avenir Next" w:cs="Avenir Next" w:eastAsia="Avenir Next"/>
+                <w:color w:val="1A1A1A"/>
                 <w:sz w:val="20"/>
                 <w:szCs w:val="20"/>
               </w:rPr>
-              <w:t xml:space="preserve">b.</w:t>
+              <w:tab/>
+            </w:r>
+            <w:r>
+              <w:rPr>
+                <w:rFonts w:ascii="Avenir Next" w:hAnsi="Avenir Next" w:cs="Avenir Next" w:eastAsia="Avenir Next"/>
+                <w:color w:val="1A1A1A"/>
+                <w:sz w:val="22"/>
+                <w:szCs w:val="20"/>
+              </w:rPr>
+              <w:t xml:space="preserve">Write the notebooks as a power. Evaluate it.</w:t>
             </w:r>
             <w:r>
               <w:rPr>
@@ -1266,7 +1288,7 @@
                 <w:sz w:val="20"/>
                 <w:szCs w:val="20"/>
               </w:rPr>
-              <w:tab/>
+              <w:t xml:space="preserve">  </w:t>
             </w:r>
             <w:r>
               <w:rPr>
@@ -1274,24 +1296,6 @@
                 <w:color w:val="1A1A1A"/>
                 <w:sz w:val="20"/>
                 <w:szCs w:val="20"/>
-              </w:rPr>
-              <w:t xml:space="preserve">Write the notebooks as a power. Evaluate it.</w:t>
-            </w:r>
-            <w:r>
-              <w:rPr>
-                <w:rFonts w:ascii="Avenir Next" w:hAnsi="Avenir Next" w:cs="Avenir Next" w:eastAsia="Avenir Next"/>
-                <w:color w:val="1A1A1A"/>
-                <w:sz w:val="20"/>
-                <w:szCs w:val="20"/>
-              </w:rPr>
-              <w:t xml:space="preserve">  </w:t>
-            </w:r>
-            <w:r>
-              <w:rPr>
-                <w:rFonts w:ascii="Avenir Next" w:hAnsi="Avenir Next" w:cs="Avenir Next" w:eastAsia="Avenir Next"/>
-                <w:color w:val="1A1A1A"/>
-                <w:sz w:val="20"/>
-                <w:szCs w:val="20"/>
                 <w:u w:val="single"/>
               </w:rPr>
               <w:t xml:space="preserve">                </w:t>
@@ -1300,7 +1304,7 @@
               <w:rPr>
                 <w:rFonts w:ascii="Avenir Next" w:hAnsi="Avenir Next" w:cs="Avenir Next" w:eastAsia="Avenir Next"/>
                 <w:color w:val="1A1A1A"/>
-                <w:sz w:val="20"/>
+                <w:sz w:val="22"/>
                 <w:szCs w:val="20"/>
               </w:rPr>
               <w:t xml:space="preserve"> notebooks</w:t>
@@ -1308,7 +1312,7 @@
           </w:p>
           <w:p>
             <w:pPr>
-              <w:spacing w:before="0" w:after="0" w:line="60" w:lineRule="auto"/>
+              <w:spacing w:before="0" w:after="0" w:line="50" w:lineRule="exact"/>
             </w:pPr>
           </w:p>
           <w:tbl>
@@ -1366,7 +1370,7 @@
           </w:tbl>
           <w:p>
             <w:pPr>
-              <w:spacing w:before="0" w:after="0" w:line="24" w:lineRule="auto"/>
+              <w:spacing w:before="0" w:after="0" w:line="50" w:lineRule="exact"/>
             </w:pPr>
           </w:p>
         </w:tc>
@@ -1374,12 +1378,12 @@
     </w:tbl>
     <w:p>
       <w:pPr>
-        <w:spacing w:before="0" w:after="0" w:line="20" w:lineRule="exact"/>
+        <w:spacing w:before="0" w:after="0" w:line="50" w:lineRule="exact"/>
       </w:pPr>
     </w:p>
     <w:p>
       <w:pPr>
-        <w:spacing w:before="0" w:after="0" w:line="20" w:lineRule="exact"/>
+        <w:spacing w:before="0" w:after="0" w:line="50" w:lineRule="exact"/>
       </w:pPr>
     </w:p>
     <w:tbl>
@@ -1430,18 +1434,18 @@
                 <w:rFonts w:ascii="Avenir Next" w:hAnsi="Avenir Next" w:cs="Avenir Next" w:eastAsia="Avenir Next"/>
                 <w:b/>
                 <w:color w:val="1A1A1A"/>
+                <w:sz w:val="22"/>
+                <w:szCs w:val="20"/>
+              </w:rPr>
+              <w:t xml:space="preserve">3.</w:t>
+            </w:r>
+            <w:r>
+              <w:rPr>
+                <w:rFonts w:ascii="Avenir Next" w:hAnsi="Avenir Next" w:cs="Avenir Next" w:eastAsia="Avenir Next"/>
+                <w:color w:val="1A1A1A"/>
                 <w:sz w:val="20"/>
                 <w:szCs w:val="20"/>
               </w:rPr>
-              <w:t xml:space="preserve">3.</w:t>
-            </w:r>
-            <w:r>
-              <w:rPr>
-                <w:rFonts w:ascii="Avenir Next" w:hAnsi="Avenir Next" w:cs="Avenir Next" w:eastAsia="Avenir Next"/>
-                <w:color w:val="1A1A1A"/>
-                <w:sz w:val="20"/>
-                <w:szCs w:val="20"/>
-              </w:rPr>
               <w:tab/>
             </w:r>
             <w:r>
@@ -1449,7 +1453,7 @@
                 <w:rFonts w:ascii="Avenir Next" w:hAnsi="Avenir Next" w:cs="Avenir Next" w:eastAsia="Avenir Next"/>
                 <w:b/>
                 <w:color w:val="1A1A1A"/>
-                <w:sz w:val="20"/>
+                <w:sz w:val="22"/>
                 <w:szCs w:val="20"/>
               </w:rPr>
               <w:t xml:space="preserve">Field Trip.  </w:t>
@@ -1458,7 +1462,7 @@
               <w:rPr>
                 <w:rFonts w:ascii="Avenir Next" w:hAnsi="Avenir Next" w:cs="Avenir Next" w:eastAsia="Avenir Next"/>
                 <w:color w:val="1A1A1A"/>
-                <w:sz w:val="20"/>
+                <w:sz w:val="22"/>
                 <w:szCs w:val="20"/>
               </w:rPr>
               <w:t xml:space="preserve">A field trip costs $13 for each of 20 students, plus one $25 bus fee. Write one expression for the total cost. Evaluate it.</w:t>
@@ -1475,7 +1479,7 @@
                 <w:rFonts w:ascii="Avenir Next" w:hAnsi="Avenir Next" w:cs="Avenir Next" w:eastAsia="Avenir Next"/>
                 <w:b/>
                 <w:color w:val="003A70"/>
-                <w:sz w:val="17"/>
+                <w:sz w:val="22"/>
                 <w:szCs w:val="17"/>
               </w:rPr>
               <w:t xml:space="preserve">Hint  </w:t>
@@ -1485,7 +1489,7 @@
                 <w:rFonts w:ascii="Avenir Next" w:hAnsi="Avenir Next" w:cs="Avenir Next" w:eastAsia="Avenir Next"/>
                 <w:i/>
                 <w:color w:val="5A5F66"/>
-                <w:sz w:val="17"/>
+                <w:sz w:val="22"/>
                 <w:szCs w:val="17"/>
               </w:rPr>
               <w:t xml:space="preserve">One product for the students, then add the fee.</w:t>
@@ -1493,7 +1497,7 @@
           </w:p>
           <w:p>
             <w:pPr>
-              <w:spacing w:before="0" w:after="0" w:line="60" w:lineRule="auto"/>
+              <w:spacing w:before="0" w:after="0" w:line="50" w:lineRule="exact"/>
             </w:pPr>
           </w:p>
           <w:tbl>
@@ -1562,25 +1566,25 @@
                 <w:rFonts w:ascii="Avenir Next" w:hAnsi="Avenir Next" w:cs="Avenir Next" w:eastAsia="Avenir Next"/>
                 <w:b/>
                 <w:color w:val="1A1A1A"/>
+                <w:sz w:val="22"/>
+                <w:szCs w:val="18"/>
+              </w:rPr>
+              <w:t xml:space="preserve">Answer</w:t>
+            </w:r>
+            <w:r>
+              <w:rPr>
+                <w:rFonts w:ascii="Avenir Next" w:hAnsi="Avenir Next" w:cs="Avenir Next" w:eastAsia="Avenir Next"/>
+                <w:color w:val="1A1A1A"/>
                 <w:sz w:val="18"/>
                 <w:szCs w:val="18"/>
               </w:rPr>
-              <w:t xml:space="preserve">Answer</w:t>
-            </w:r>
-            <w:r>
-              <w:rPr>
-                <w:rFonts w:ascii="Avenir Next" w:hAnsi="Avenir Next" w:cs="Avenir Next" w:eastAsia="Avenir Next"/>
-                <w:color w:val="1A1A1A"/>
-                <w:sz w:val="18"/>
-                <w:szCs w:val="18"/>
-              </w:rPr>
               <w:tab/>
             </w:r>
             <w:r>
               <w:rPr>
                 <w:rFonts w:ascii="Avenir Next" w:hAnsi="Avenir Next" w:cs="Avenir Next" w:eastAsia="Avenir Next"/>
                 <w:color w:val="1A1A1A"/>
-                <w:sz w:val="18"/>
+                <w:sz w:val="22"/>
                 <w:szCs w:val="18"/>
               </w:rPr>
               <w:t xml:space="preserve">  dollars</w:t>
@@ -1606,18 +1610,18 @@
                 <w:rFonts w:ascii="Avenir Next" w:hAnsi="Avenir Next" w:cs="Avenir Next" w:eastAsia="Avenir Next"/>
                 <w:b/>
                 <w:color w:val="1A1A1A"/>
+                <w:sz w:val="22"/>
+                <w:szCs w:val="20"/>
+              </w:rPr>
+              <w:t xml:space="preserve">4.</w:t>
+            </w:r>
+            <w:r>
+              <w:rPr>
+                <w:rFonts w:ascii="Avenir Next" w:hAnsi="Avenir Next" w:cs="Avenir Next" w:eastAsia="Avenir Next"/>
+                <w:color w:val="1A1A1A"/>
                 <w:sz w:val="20"/>
                 <w:szCs w:val="20"/>
               </w:rPr>
-              <w:t xml:space="preserve">4.</w:t>
-            </w:r>
-            <w:r>
-              <w:rPr>
-                <w:rFonts w:ascii="Avenir Next" w:hAnsi="Avenir Next" w:cs="Avenir Next" w:eastAsia="Avenir Next"/>
-                <w:color w:val="1A1A1A"/>
-                <w:sz w:val="20"/>
-                <w:szCs w:val="20"/>
-              </w:rPr>
               <w:tab/>
             </w:r>
             <w:r>
@@ -1625,7 +1629,7 @@
                 <w:rFonts w:ascii="Avenir Next" w:hAnsi="Avenir Next" w:cs="Avenir Next" w:eastAsia="Avenir Next"/>
                 <w:b/>
                 <w:color w:val="1A1A1A"/>
-                <w:sz w:val="20"/>
+                <w:sz w:val="22"/>
                 <w:szCs w:val="20"/>
               </w:rPr>
               <w:t xml:space="preserve">Square Garden.  </w:t>
@@ -1634,7 +1638,7 @@
               <w:rPr>
                 <w:rFonts w:ascii="Avenir Next" w:hAnsi="Avenir Next" w:cs="Avenir Next" w:eastAsia="Avenir Next"/>
                 <w:color w:val="1A1A1A"/>
-                <w:sz w:val="20"/>
+                <w:sz w:val="22"/>
                 <w:szCs w:val="20"/>
               </w:rPr>
               <w:t xml:space="preserve">A square garden has 15 plants along each side, filling the whole square. Write the number of plants as a power. Evaluate it.</w:t>
@@ -1651,7 +1655,7 @@
                 <w:rFonts w:ascii="Avenir Next" w:hAnsi="Avenir Next" w:cs="Avenir Next" w:eastAsia="Avenir Next"/>
                 <w:b/>
                 <w:color w:val="003A70"/>
-                <w:sz w:val="17"/>
+                <w:sz w:val="22"/>
                 <w:szCs w:val="17"/>
               </w:rPr>
               <w:t xml:space="preserve">Hint  </w:t>
@@ -1661,7 +1665,7 @@
                 <w:rFonts w:ascii="Avenir Next" w:hAnsi="Avenir Next" w:cs="Avenir Next" w:eastAsia="Avenir Next"/>
                 <w:i/>
                 <w:color w:val="5A5F66"/>
-                <w:sz w:val="17"/>
+                <w:sz w:val="22"/>
                 <w:szCs w:val="17"/>
               </w:rPr>
               <w:t xml:space="preserve">A square uses the same number twice.</w:t>
@@ -1669,7 +1673,7 @@
           </w:p>
           <w:p>
             <w:pPr>
-              <w:spacing w:before="0" w:after="0" w:line="60" w:lineRule="auto"/>
+              <w:spacing w:before="0" w:after="0" w:line="50" w:lineRule="exact"/>
             </w:pPr>
           </w:p>
           <w:tbl>
@@ -1738,25 +1742,25 @@
                 <w:rFonts w:ascii="Avenir Next" w:hAnsi="Avenir Next" w:cs="Avenir Next" w:eastAsia="Avenir Next"/>
                 <w:b/>
                 <w:color w:val="1A1A1A"/>
+                <w:sz w:val="22"/>
+                <w:szCs w:val="18"/>
+              </w:rPr>
+              <w:t xml:space="preserve">Answer</w:t>
+            </w:r>
+            <w:r>
+              <w:rPr>
+                <w:rFonts w:ascii="Avenir Next" w:hAnsi="Avenir Next" w:cs="Avenir Next" w:eastAsia="Avenir Next"/>
+                <w:color w:val="1A1A1A"/>
                 <w:sz w:val="18"/>
                 <w:szCs w:val="18"/>
               </w:rPr>
-              <w:t xml:space="preserve">Answer</w:t>
-            </w:r>
-            <w:r>
-              <w:rPr>
-                <w:rFonts w:ascii="Avenir Next" w:hAnsi="Avenir Next" w:cs="Avenir Next" w:eastAsia="Avenir Next"/>
-                <w:color w:val="1A1A1A"/>
-                <w:sz w:val="18"/>
-                <w:szCs w:val="18"/>
-              </w:rPr>
               <w:tab/>
             </w:r>
             <w:r>
               <w:rPr>
                 <w:rFonts w:ascii="Avenir Next" w:hAnsi="Avenir Next" w:cs="Avenir Next" w:eastAsia="Avenir Next"/>
                 <w:color w:val="1A1A1A"/>
-                <w:sz w:val="18"/>
+                <w:sz w:val="22"/>
                 <w:szCs w:val="18"/>
               </w:rPr>
               <w:t xml:space="preserve">  plants</w:t>
@@ -1767,12 +1771,12 @@
     </w:tbl>
     <w:p>
       <w:pPr>
-        <w:spacing w:before="0" w:after="0" w:line="20" w:lineRule="exact"/>
+        <w:spacing w:before="0" w:after="0" w:line="50" w:lineRule="exact"/>
       </w:pPr>
     </w:p>
     <w:p>
       <w:pPr>
-        <w:spacing w:before="0" w:after="0" w:line="20" w:lineRule="exact"/>
+        <w:spacing w:before="0" w:after="0" w:line="50" w:lineRule="exact"/>
       </w:pPr>
     </w:p>
     <w:tbl>
@@ -1822,18 +1826,18 @@
                 <w:rFonts w:ascii="Avenir Next" w:hAnsi="Avenir Next" w:cs="Avenir Next" w:eastAsia="Avenir Next"/>
                 <w:b/>
                 <w:color w:val="1A1A1A"/>
+                <w:sz w:val="22"/>
+                <w:szCs w:val="20"/>
+              </w:rPr>
+              <w:t xml:space="preserve">5.</w:t>
+            </w:r>
+            <w:r>
+              <w:rPr>
+                <w:rFonts w:ascii="Avenir Next" w:hAnsi="Avenir Next" w:cs="Avenir Next" w:eastAsia="Avenir Next"/>
+                <w:color w:val="1A1A1A"/>
                 <w:sz w:val="20"/>
                 <w:szCs w:val="20"/>
               </w:rPr>
-              <w:t xml:space="preserve">5.</w:t>
-            </w:r>
-            <w:r>
-              <w:rPr>
-                <w:rFonts w:ascii="Avenir Next" w:hAnsi="Avenir Next" w:cs="Avenir Next" w:eastAsia="Avenir Next"/>
-                <w:color w:val="1A1A1A"/>
-                <w:sz w:val="20"/>
-                <w:szCs w:val="20"/>
-              </w:rPr>
               <w:tab/>
             </w:r>
             <w:r>
@@ -1841,7 +1845,7 @@
                 <w:rFonts w:ascii="Avenir Next" w:hAnsi="Avenir Next" w:cs="Avenir Next" w:eastAsia="Avenir Next"/>
                 <w:b/>
                 <w:color w:val="1A1A1A"/>
-                <w:sz w:val="20"/>
+                <w:sz w:val="22"/>
                 <w:szCs w:val="20"/>
               </w:rPr>
               <w:t xml:space="preserve">Cracker Bags.  </w:t>
@@ -1850,7 +1854,7 @@
               <w:rPr>
                 <w:rFonts w:ascii="Avenir Next" w:hAnsi="Avenir Next" w:cs="Avenir Next" w:eastAsia="Avenir Next"/>
                 <w:color w:val="1A1A1A"/>
-                <w:sz w:val="20"/>
+                <w:sz w:val="22"/>
                 <w:szCs w:val="20"/>
               </w:rPr>
               <w:t xml:space="preserve">Leo fills 3 bags with 16 crackers each, then eats 5 crackers. He wrote 3 + 16 − 5 for the crackers left. Justify or correct his expression.</w:t>
@@ -1867,7 +1871,7 @@
                 <w:rFonts w:ascii="Avenir Next" w:hAnsi="Avenir Next" w:cs="Avenir Next" w:eastAsia="Avenir Next"/>
                 <w:b/>
                 <w:color w:val="003A70"/>
-                <w:sz w:val="17"/>
+                <w:sz w:val="22"/>
                 <w:szCs w:val="17"/>
               </w:rPr>
               <w:t xml:space="preserve">Hint  </w:t>
@@ -1877,7 +1881,7 @@
                 <w:rFonts w:ascii="Avenir Next" w:hAnsi="Avenir Next" w:cs="Avenir Next" w:eastAsia="Avenir Next"/>
                 <w:i/>
                 <w:color w:val="5A5F66"/>
-                <w:sz w:val="17"/>
+                <w:sz w:val="22"/>
                 <w:szCs w:val="17"/>
               </w:rPr>
               <w:t xml:space="preserve">Which operation matches the word “each”?</w:t>
@@ -1896,25 +1900,25 @@
                 <w:rFonts w:ascii="Avenir Next" w:hAnsi="Avenir Next" w:cs="Avenir Next" w:eastAsia="Avenir Next"/>
                 <w:b/>
                 <w:color w:val="1A1A1A"/>
+                <w:sz w:val="22"/>
+                <w:szCs w:val="18"/>
+              </w:rPr>
+              <w:t xml:space="preserve">Answer</w:t>
+            </w:r>
+            <w:r>
+              <w:rPr>
+                <w:rFonts w:ascii="Avenir Next" w:hAnsi="Avenir Next" w:cs="Avenir Next" w:eastAsia="Avenir Next"/>
+                <w:color w:val="1A1A1A"/>
                 <w:sz w:val="18"/>
                 <w:szCs w:val="18"/>
               </w:rPr>
-              <w:t xml:space="preserve">Answer</w:t>
-            </w:r>
-            <w:r>
-              <w:rPr>
-                <w:rFonts w:ascii="Avenir Next" w:hAnsi="Avenir Next" w:cs="Avenir Next" w:eastAsia="Avenir Next"/>
-                <w:color w:val="1A1A1A"/>
-                <w:sz w:val="18"/>
-                <w:szCs w:val="18"/>
-              </w:rPr>
               <w:tab/>
             </w:r>
             <w:r>
               <w:rPr>
                 <w:rFonts w:ascii="Avenir Next" w:hAnsi="Avenir Next" w:cs="Avenir Next" w:eastAsia="Avenir Next"/>
                 <w:color w:val="1A1A1A"/>
-                <w:sz w:val="18"/>
+                <w:sz w:val="22"/>
                 <w:szCs w:val="18"/>
               </w:rPr>
               <w:t xml:space="preserve">  crackers</w:t>
@@ -1925,12 +1929,12 @@
     </w:tbl>
     <w:p>
       <w:pPr>
-        <w:spacing w:before="0" w:after="0" w:line="20" w:lineRule="exact"/>
+        <w:spacing w:before="0" w:after="0" w:line="50" w:lineRule="exact"/>
       </w:pPr>
     </w:p>
     <w:p>
       <w:pPr>
-        <w:spacing w:before="0" w:after="0" w:line="20" w:lineRule="exact"/>
+        <w:spacing w:before="0" w:after="0" w:line="50" w:lineRule="exact"/>
       </w:pPr>
     </w:p>
     <w:tbl>
@@ -2014,7 +2018,7 @@
                       <w:rFonts w:ascii="Avenir Next" w:hAnsi="Avenir Next" w:cs="Avenir Next" w:eastAsia="Avenir Next"/>
                       <w:b/>
                       <w:color w:val="1A1A1A"/>
-                      <w:sz w:val="20"/>
+                      <w:sz w:val="22"/>
                       <w:szCs w:val="20"/>
                     </w:rPr>
                     <w:t xml:space="preserve">6.</w:t>
@@ -2033,7 +2037,7 @@
                       <w:rFonts w:ascii="Avenir Next" w:hAnsi="Avenir Next" w:cs="Avenir Next" w:eastAsia="Avenir Next"/>
                       <w:b/>
                       <w:color w:val="1A1A1A"/>
-                      <w:sz w:val="20"/>
+                      <w:sz w:val="22"/>
                       <w:szCs w:val="20"/>
                     </w:rPr>
                     <w:t xml:space="preserve">Cube Bin.  </w:t>
@@ -2042,7 +2046,7 @@
                     <w:rPr>
                       <w:rFonts w:ascii="Avenir Next" w:hAnsi="Avenir Next" w:cs="Avenir Next" w:eastAsia="Avenir Next"/>
                       <w:color w:val="1A1A1A"/>
-                      <w:sz w:val="20"/>
+                      <w:sz w:val="22"/>
                       <w:szCs w:val="20"/>
                     </w:rPr>
                     <w:t xml:space="preserve">A cube-shaped bin is 12 inches on every edge. Write the number of 1-inch cubes that fill it as a power. Evaluate it.</w:t>
@@ -2059,7 +2063,7 @@
                       <w:rFonts w:ascii="Avenir Next" w:hAnsi="Avenir Next" w:cs="Avenir Next" w:eastAsia="Avenir Next"/>
                       <w:b/>
                       <w:color w:val="003A70"/>
-                      <w:sz w:val="17"/>
+                      <w:sz w:val="22"/>
                       <w:szCs w:val="17"/>
                     </w:rPr>
                     <w:t xml:space="preserve">Hint  </w:t>
@@ -2069,7 +2073,7 @@
                       <w:rFonts w:ascii="Avenir Next" w:hAnsi="Avenir Next" w:cs="Avenir Next" w:eastAsia="Avenir Next"/>
                       <w:i/>
                       <w:color w:val="5A5F66"/>
-                      <w:sz w:val="17"/>
+                      <w:sz w:val="22"/>
                       <w:szCs w:val="17"/>
                     </w:rPr>
                     <w:t xml:space="preserve">A cube has 3 equal dimensions.</w:t>
@@ -2077,7 +2081,7 @@
                 </w:p>
                 <w:p>
                   <w:pPr>
-                    <w:spacing w:before="0" w:after="0" w:line="60" w:lineRule="auto"/>
+                    <w:spacing w:before="0" w:after="0" w:line="50" w:lineRule="exact"/>
                   </w:pPr>
                 </w:p>
                 <w:tbl>
@@ -2146,7 +2150,7 @@
                       <w:rFonts w:ascii="Avenir Next" w:hAnsi="Avenir Next" w:cs="Avenir Next" w:eastAsia="Avenir Next"/>
                       <w:b/>
                       <w:color w:val="1A1A1A"/>
-                      <w:sz w:val="18"/>
+                      <w:sz w:val="22"/>
                       <w:szCs w:val="18"/>
                     </w:rPr>
                     <w:t xml:space="preserve">Answer</w:t>
@@ -2164,7 +2168,7 @@
                     <w:rPr>
                       <w:rFonts w:ascii="Avenir Next" w:hAnsi="Avenir Next" w:cs="Avenir Next" w:eastAsia="Avenir Next"/>
                       <w:color w:val="1A1A1A"/>
-                      <w:sz w:val="18"/>
+                      <w:sz w:val="22"/>
                       <w:szCs w:val="18"/>
                     </w:rPr>
                     <w:t xml:space="preserve">  cubes</w:t>
@@ -2185,7 +2189,7 @@
                     <w:drawing>
                       <wp:inline distT="0" distB="0" distL="0" distR="0">
                         <wp:extent cx="1371600" cy="1118178"/>
-                        <wp:docPr id="1" name="Figure 1"/>
+                        <wp:docPr id="1" name="Figure 1" descr="Rectangular prism. Length 12 in, width 12 in, height 12 in."/>
                         <a:graphic xmlns:a="http://schemas.openxmlformats.org/drawingml/2006/main">
                           <a:graphicData uri="http://schemas.openxmlformats.org/drawingml/2006/picture">
                             <pic:pic xmlns:pic="http://schemas.openxmlformats.org/drawingml/2006/picture">
@@ -2220,7 +2224,7 @@
           </w:tbl>
           <w:p>
             <w:pPr>
-              <w:spacing w:before="0" w:after="0" w:line="24" w:lineRule="auto"/>
+              <w:spacing w:before="0" w:after="0" w:line="50" w:lineRule="exact"/>
             </w:pPr>
           </w:p>
         </w:tc>
@@ -2228,12 +2232,12 @@
     </w:tbl>
     <w:p>
       <w:pPr>
-        <w:spacing w:before="0" w:after="0" w:line="20" w:lineRule="exact"/>
+        <w:spacing w:before="0" w:after="0" w:line="50" w:lineRule="exact"/>
       </w:pPr>
     </w:p>
     <w:p>
       <w:pPr>
-        <w:spacing w:before="0" w:after="0" w:line="20" w:lineRule="exact"/>
+        <w:spacing w:before="0" w:after="0" w:line="50" w:lineRule="exact"/>
       </w:pPr>
     </w:p>
     <w:tbl>
@@ -2283,18 +2287,18 @@
                 <w:rFonts w:ascii="Avenir Next" w:hAnsi="Avenir Next" w:cs="Avenir Next" w:eastAsia="Avenir Next"/>
                 <w:b/>
                 <w:color w:val="1A1A1A"/>
+                <w:sz w:val="22"/>
+                <w:szCs w:val="20"/>
+              </w:rPr>
+              <w:t xml:space="preserve">7.</w:t>
+            </w:r>
+            <w:r>
+              <w:rPr>
+                <w:rFonts w:ascii="Avenir Next" w:hAnsi="Avenir Next" w:cs="Avenir Next" w:eastAsia="Avenir Next"/>
+                <w:color w:val="1A1A1A"/>
                 <w:sz w:val="20"/>
                 <w:szCs w:val="20"/>
               </w:rPr>
-              <w:t xml:space="preserve">7.</w:t>
-            </w:r>
-            <w:r>
-              <w:rPr>
-                <w:rFonts w:ascii="Avenir Next" w:hAnsi="Avenir Next" w:cs="Avenir Next" w:eastAsia="Avenir Next"/>
-                <w:color w:val="1A1A1A"/>
-                <w:sz w:val="20"/>
-                <w:szCs w:val="20"/>
-              </w:rPr>
               <w:tab/>
             </w:r>
             <w:r>
@@ -2302,7 +2306,7 @@
                 <w:rFonts w:ascii="Avenir Next" w:hAnsi="Avenir Next" w:cs="Avenir Next" w:eastAsia="Avenir Next"/>
                 <w:b/>
                 <w:color w:val="1A1A1A"/>
-                <w:sz w:val="20"/>
+                <w:sz w:val="22"/>
                 <w:szCs w:val="20"/>
               </w:rPr>
               <w:t xml:space="preserve">Supply Change.  </w:t>
@@ -2311,7 +2315,7 @@
               <w:rPr>
                 <w:rFonts w:ascii="Avenir Next" w:hAnsi="Avenir Next" w:cs="Avenir Next" w:eastAsia="Avenir Next"/>
                 <w:color w:val="1A1A1A"/>
-                <w:sz w:val="20"/>
+                <w:sz w:val="22"/>
                 <w:szCs w:val="20"/>
               </w:rPr>
               <w:t xml:space="preserve">A class buys 12 notebooks at $3 each and 20 pens at $2 each. It pays with $100.</w:t>
@@ -2331,25 +2335,25 @@
                 <w:rFonts w:ascii="Avenir Next" w:hAnsi="Avenir Next" w:cs="Avenir Next" w:eastAsia="Avenir Next"/>
                 <w:b/>
                 <w:color w:val="003A70"/>
+                <w:sz w:val="22"/>
+                <w:szCs w:val="20"/>
+              </w:rPr>
+              <w:t xml:space="preserve">a.</w:t>
+            </w:r>
+            <w:r>
+              <w:rPr>
+                <w:rFonts w:ascii="Avenir Next" w:hAnsi="Avenir Next" w:cs="Avenir Next" w:eastAsia="Avenir Next"/>
+                <w:color w:val="1A1A1A"/>
                 <w:sz w:val="20"/>
                 <w:szCs w:val="20"/>
               </w:rPr>
-              <w:t xml:space="preserve">a.</w:t>
-            </w:r>
-            <w:r>
-              <w:rPr>
-                <w:rFonts w:ascii="Avenir Next" w:hAnsi="Avenir Next" w:cs="Avenir Next" w:eastAsia="Avenir Next"/>
-                <w:color w:val="1A1A1A"/>
-                <w:sz w:val="20"/>
-                <w:szCs w:val="20"/>
-              </w:rPr>
               <w:tab/>
             </w:r>
             <w:r>
               <w:rPr>
                 <w:rFonts w:ascii="Avenir Next" w:hAnsi="Avenir Next" w:cs="Avenir Next" w:eastAsia="Avenir Next"/>
                 <w:color w:val="1A1A1A"/>
-                <w:sz w:val="20"/>
+                <w:sz w:val="22"/>
                 <w:szCs w:val="20"/>
               </w:rPr>
               <w:t xml:space="preserve">Write an expression for the total cost.</w:t>
@@ -2388,10 +2392,28 @@
                 <w:rFonts w:ascii="Avenir Next" w:hAnsi="Avenir Next" w:cs="Avenir Next" w:eastAsia="Avenir Next"/>
                 <w:b/>
                 <w:color w:val="003A70"/>
+                <w:sz w:val="22"/>
+                <w:szCs w:val="20"/>
+              </w:rPr>
+              <w:t xml:space="preserve">b.</w:t>
+            </w:r>
+            <w:r>
+              <w:rPr>
+                <w:rFonts w:ascii="Avenir Next" w:hAnsi="Avenir Next" w:cs="Avenir Next" w:eastAsia="Avenir Next"/>
+                <w:color w:val="1A1A1A"/>
                 <w:sz w:val="20"/>
                 <w:szCs w:val="20"/>
               </w:rPr>
-              <w:t xml:space="preserve">b.</w:t>
+              <w:tab/>
+            </w:r>
+            <w:r>
+              <w:rPr>
+                <w:rFonts w:ascii="Avenir Next" w:hAnsi="Avenir Next" w:cs="Avenir Next" w:eastAsia="Avenir Next"/>
+                <w:color w:val="1A1A1A"/>
+                <w:sz w:val="22"/>
+                <w:szCs w:val="20"/>
+              </w:rPr>
+              <w:t xml:space="preserve">Write an expression for the change. Evaluate it.</w:t>
             </w:r>
             <w:r>
               <w:rPr>
@@ -2400,7 +2422,7 @@
                 <w:sz w:val="20"/>
                 <w:szCs w:val="20"/>
               </w:rPr>
-              <w:tab/>
+              <w:t xml:space="preserve">  </w:t>
             </w:r>
             <w:r>
               <w:rPr>
@@ -2408,24 +2430,6 @@
                 <w:color w:val="1A1A1A"/>
                 <w:sz w:val="20"/>
                 <w:szCs w:val="20"/>
-              </w:rPr>
-              <w:t xml:space="preserve">Write an expression for the change. Evaluate it.</w:t>
-            </w:r>
-            <w:r>
-              <w:rPr>
-                <w:rFonts w:ascii="Avenir Next" w:hAnsi="Avenir Next" w:cs="Avenir Next" w:eastAsia="Avenir Next"/>
-                <w:color w:val="1A1A1A"/>
-                <w:sz w:val="20"/>
-                <w:szCs w:val="20"/>
-              </w:rPr>
-              <w:t xml:space="preserve">  </w:t>
-            </w:r>
-            <w:r>
-              <w:rPr>
-                <w:rFonts w:ascii="Avenir Next" w:hAnsi="Avenir Next" w:cs="Avenir Next" w:eastAsia="Avenir Next"/>
-                <w:color w:val="1A1A1A"/>
-                <w:sz w:val="20"/>
-                <w:szCs w:val="20"/>
                 <w:u w:val="single"/>
               </w:rPr>
               <w:t xml:space="preserve">                </w:t>
@@ -2434,7 +2438,7 @@
               <w:rPr>
                 <w:rFonts w:ascii="Avenir Next" w:hAnsi="Avenir Next" w:cs="Avenir Next" w:eastAsia="Avenir Next"/>
                 <w:color w:val="1A1A1A"/>
-                <w:sz w:val="20"/>
+                <w:sz w:val="22"/>
                 <w:szCs w:val="20"/>
               </w:rPr>
               <w:t xml:space="preserve"> dollars</w:t>
@@ -2454,25 +2458,25 @@
                 <w:rFonts w:ascii="Avenir Next" w:hAnsi="Avenir Next" w:cs="Avenir Next" w:eastAsia="Avenir Next"/>
                 <w:b/>
                 <w:color w:val="003A70"/>
+                <w:sz w:val="22"/>
+                <w:szCs w:val="20"/>
+              </w:rPr>
+              <w:t xml:space="preserve">c.</w:t>
+            </w:r>
+            <w:r>
+              <w:rPr>
+                <w:rFonts w:ascii="Avenir Next" w:hAnsi="Avenir Next" w:cs="Avenir Next" w:eastAsia="Avenir Next"/>
+                <w:color w:val="1A1A1A"/>
                 <w:sz w:val="20"/>
                 <w:szCs w:val="20"/>
               </w:rPr>
-              <w:t xml:space="preserve">c.</w:t>
-            </w:r>
-            <w:r>
-              <w:rPr>
-                <w:rFonts w:ascii="Avenir Next" w:hAnsi="Avenir Next" w:cs="Avenir Next" w:eastAsia="Avenir Next"/>
-                <w:color w:val="1A1A1A"/>
-                <w:sz w:val="20"/>
-                <w:szCs w:val="20"/>
-              </w:rPr>
               <w:tab/>
             </w:r>
             <w:r>
               <w:rPr>
                 <w:rFonts w:ascii="Avenir Next" w:hAnsi="Avenir Next" w:cs="Avenir Next" w:eastAsia="Avenir Next"/>
                 <w:color w:val="1A1A1A"/>
-                <w:sz w:val="20"/>
+                <w:sz w:val="22"/>
                 <w:szCs w:val="20"/>
               </w:rPr>
               <w:t xml:space="preserve">Why do parentheses help in part b?</w:t>
@@ -2502,12 +2506,12 @@
     </w:tbl>
     <w:p>
       <w:pPr>
-        <w:spacing w:before="0" w:after="0" w:line="20" w:lineRule="exact"/>
+        <w:spacing w:before="0" w:after="0" w:line="50" w:lineRule="exact"/>
       </w:pPr>
     </w:p>
     <w:p>
       <w:pPr>
-        <w:spacing w:before="0" w:after="0" w:line="20" w:lineRule="exact"/>
+        <w:spacing w:before="0" w:after="0" w:line="50" w:lineRule="exact"/>
       </w:pPr>
     </w:p>
     <w:tbl>
@@ -2557,18 +2561,18 @@
                 <w:rFonts w:ascii="Avenir Next" w:hAnsi="Avenir Next" w:cs="Avenir Next" w:eastAsia="Avenir Next"/>
                 <w:b/>
                 <w:color w:val="1A1A1A"/>
+                <w:sz w:val="22"/>
+                <w:szCs w:val="20"/>
+              </w:rPr>
+              <w:t xml:space="preserve">8.</w:t>
+            </w:r>
+            <w:r>
+              <w:rPr>
+                <w:rFonts w:ascii="Avenir Next" w:hAnsi="Avenir Next" w:cs="Avenir Next" w:eastAsia="Avenir Next"/>
+                <w:color w:val="1A1A1A"/>
                 <w:sz w:val="20"/>
                 <w:szCs w:val="20"/>
               </w:rPr>
-              <w:t xml:space="preserve">8.</w:t>
-            </w:r>
-            <w:r>
-              <w:rPr>
-                <w:rFonts w:ascii="Avenir Next" w:hAnsi="Avenir Next" w:cs="Avenir Next" w:eastAsia="Avenir Next"/>
-                <w:color w:val="1A1A1A"/>
-                <w:sz w:val="20"/>
-                <w:szCs w:val="20"/>
-              </w:rPr>
               <w:tab/>
             </w:r>
             <w:r>
@@ -2576,7 +2580,7 @@
                 <w:rFonts w:ascii="Avenir Next" w:hAnsi="Avenir Next" w:cs="Avenir Next" w:eastAsia="Avenir Next"/>
                 <w:b/>
                 <w:color w:val="1A1A1A"/>
-                <w:sz w:val="20"/>
+                <w:sz w:val="22"/>
                 <w:szCs w:val="20"/>
               </w:rPr>
               <w:t xml:space="preserve">Tickets and Programs.  </w:t>
@@ -2585,7 +2589,7 @@
               <w:rPr>
                 <w:rFonts w:ascii="Avenir Next" w:hAnsi="Avenir Next" w:cs="Avenir Next" w:eastAsia="Avenir Next"/>
                 <w:color w:val="1A1A1A"/>
-                <w:sz w:val="20"/>
+                <w:sz w:val="22"/>
                 <w:szCs w:val="20"/>
               </w:rPr>
               <w:t xml:space="preserve">A group buys 4 tickets at $9 each and 3 programs at $6 each. Write one expression for the total cost. Evaluate it.</w:t>
@@ -2602,7 +2606,7 @@
                 <w:rFonts w:ascii="Avenir Next" w:hAnsi="Avenir Next" w:cs="Avenir Next" w:eastAsia="Avenir Next"/>
                 <w:b/>
                 <w:color w:val="003A70"/>
-                <w:sz w:val="17"/>
+                <w:sz w:val="22"/>
                 <w:szCs w:val="17"/>
               </w:rPr>
               <w:t xml:space="preserve">Hint  </w:t>
@@ -2612,7 +2616,7 @@
                 <w:rFonts w:ascii="Avenir Next" w:hAnsi="Avenir Next" w:cs="Avenir Next" w:eastAsia="Avenir Next"/>
                 <w:i/>
                 <w:color w:val="5A5F66"/>
-                <w:sz w:val="17"/>
+                <w:sz w:val="22"/>
                 <w:szCs w:val="17"/>
               </w:rPr>
               <w:t xml:space="preserve">Write a product for each item, then add.</w:t>
@@ -2620,7 +2624,7 @@
           </w:p>
           <w:p>
             <w:pPr>
-              <w:spacing w:before="0" w:after="0" w:line="60" w:lineRule="auto"/>
+              <w:spacing w:before="0" w:after="0" w:line="50" w:lineRule="exact"/>
             </w:pPr>
           </w:p>
           <w:tbl>
@@ -2689,25 +2693,25 @@
                 <w:rFonts w:ascii="Avenir Next" w:hAnsi="Avenir Next" w:cs="Avenir Next" w:eastAsia="Avenir Next"/>
                 <w:b/>
                 <w:color w:val="1A1A1A"/>
+                <w:sz w:val="22"/>
+                <w:szCs w:val="18"/>
+              </w:rPr>
+              <w:t xml:space="preserve">Answer</w:t>
+            </w:r>
+            <w:r>
+              <w:rPr>
+                <w:rFonts w:ascii="Avenir Next" w:hAnsi="Avenir Next" w:cs="Avenir Next" w:eastAsia="Avenir Next"/>
+                <w:color w:val="1A1A1A"/>
                 <w:sz w:val="18"/>
                 <w:szCs w:val="18"/>
               </w:rPr>
-              <w:t xml:space="preserve">Answer</w:t>
-            </w:r>
-            <w:r>
-              <w:rPr>
-                <w:rFonts w:ascii="Avenir Next" w:hAnsi="Avenir Next" w:cs="Avenir Next" w:eastAsia="Avenir Next"/>
-                <w:color w:val="1A1A1A"/>
-                <w:sz w:val="18"/>
-                <w:szCs w:val="18"/>
-              </w:rPr>
               <w:tab/>
             </w:r>
             <w:r>
               <w:rPr>
                 <w:rFonts w:ascii="Avenir Next" w:hAnsi="Avenir Next" w:cs="Avenir Next" w:eastAsia="Avenir Next"/>
                 <w:color w:val="1A1A1A"/>
-                <w:sz w:val="18"/>
+                <w:sz w:val="22"/>
                 <w:szCs w:val="18"/>
               </w:rPr>
               <w:t xml:space="preserve">  dollars</w:t>
@@ -2718,11 +2722,12 @@
     </w:tbl>
     <w:p>
       <w:pPr>
-        <w:spacing w:before="0" w:after="0" w:line="20" w:lineRule="exact"/>
+        <w:spacing w:before="0" w:after="0" w:line="50" w:lineRule="exact"/>
       </w:pPr>
     </w:p>
     <w:p>
       <w:pPr>
+        <w:pStyle w:val="Heading2"/>
         <w:keepNext/>
         <w:pBdr>
           <w:bottom w:val="single" w:sz="8" w:space="3" w:color="003A70"/>
@@ -2738,7 +2743,7 @@
           <w:b/>
           <w:color w:val="003A70"/>
           <w:spacing w:val="14"/>
-          <w:sz w:val="19"/>
+          <w:sz w:val="22"/>
           <w:szCs w:val="19"/>
         </w:rPr>
         <w:t xml:space="preserve">FIND THE ERROR</w:t>
@@ -2757,7 +2762,7 @@
           <w:rFonts w:ascii="Avenir Next" w:hAnsi="Avenir Next" w:cs="Avenir Next" w:eastAsia="Avenir Next"/>
           <w:i/>
           <w:color w:val="5A5F66"/>
-          <w:sz w:val="17"/>
+          <w:sz w:val="22"/>
           <w:szCs w:val="17"/>
         </w:rPr>
         <w:t xml:space="preserve">explain the mistake, then fix it</w:t>
@@ -2765,7 +2770,7 @@
     </w:p>
     <w:p>
       <w:pPr>
-        <w:spacing w:before="0" w:after="0" w:line="20" w:lineRule="exact"/>
+        <w:spacing w:before="0" w:after="0" w:line="50" w:lineRule="exact"/>
       </w:pPr>
     </w:p>
     <w:tbl>
@@ -2815,18 +2820,18 @@
                 <w:rFonts w:ascii="Avenir Next" w:hAnsi="Avenir Next" w:cs="Avenir Next" w:eastAsia="Avenir Next"/>
                 <w:b/>
                 <w:color w:val="1A1A1A"/>
+                <w:sz w:val="22"/>
+                <w:szCs w:val="20"/>
+              </w:rPr>
+              <w:t xml:space="preserve">9.</w:t>
+            </w:r>
+            <w:r>
+              <w:rPr>
+                <w:rFonts w:ascii="Avenir Next" w:hAnsi="Avenir Next" w:cs="Avenir Next" w:eastAsia="Avenir Next"/>
+                <w:color w:val="1A1A1A"/>
                 <w:sz w:val="20"/>
                 <w:szCs w:val="20"/>
               </w:rPr>
-              <w:t xml:space="preserve">9.</w:t>
-            </w:r>
-            <w:r>
-              <w:rPr>
-                <w:rFonts w:ascii="Avenir Next" w:hAnsi="Avenir Next" w:cs="Avenir Next" w:eastAsia="Avenir Next"/>
-                <w:color w:val="1A1A1A"/>
-                <w:sz w:val="20"/>
-                <w:szCs w:val="20"/>
-              </w:rPr>
               <w:tab/>
             </w:r>
             <w:r>
@@ -2834,7 +2839,7 @@
                 <w:rFonts w:ascii="Avenir Next" w:hAnsi="Avenir Next" w:cs="Avenir Next" w:eastAsia="Avenir Next"/>
                 <w:b/>
                 <w:color w:val="1A1A1A"/>
-                <w:sz w:val="20"/>
+                <w:sz w:val="22"/>
                 <w:szCs w:val="20"/>
               </w:rPr>
               <w:t xml:space="preserve">Ines’s Work.  </w:t>
@@ -2843,7 +2848,7 @@
               <w:rPr>
                 <w:rFonts w:ascii="Avenir Next" w:hAnsi="Avenir Next" w:cs="Avenir Next" w:eastAsia="Avenir Next"/>
                 <w:color w:val="1A1A1A"/>
-                <w:sz w:val="20"/>
+                <w:sz w:val="22"/>
                 <w:szCs w:val="20"/>
               </w:rPr>
               <w:t xml:space="preserve">Snacks cost $3 each. Ines buys 4 snacks and one $10 poster. She wrote 3 + 4 × 10 for the total. Explain her mistake. Then write and evaluate a correct expression.</w:t>
@@ -2889,7 +2894,7 @@
                 </w:tcPr>
                 <w:p>
                   <w:pPr>
-                    <w:spacing w:before="0" w:after="0" w:line="240" w:lineRule="auto"/>
+                    <w:spacing w:before="0" w:after="0" w:line="50" w:lineRule="exact"/>
                   </w:pPr>
                 </w:p>
               </w:tc>
@@ -2909,7 +2914,7 @@
                 </w:tcPr>
                 <w:p>
                   <w:pPr>
-                    <w:spacing w:before="0" w:after="0" w:line="240" w:lineRule="auto"/>
+                    <w:spacing w:before="0" w:after="0" w:line="50" w:lineRule="exact"/>
                   </w:pPr>
                 </w:p>
               </w:tc>
@@ -2929,7 +2934,7 @@
                 </w:tcPr>
                 <w:p>
                   <w:pPr>
-                    <w:spacing w:before="0" w:after="0" w:line="240" w:lineRule="auto"/>
+                    <w:spacing w:before="0" w:after="0" w:line="50" w:lineRule="exact"/>
                   </w:pPr>
                 </w:p>
               </w:tc>
@@ -2937,7 +2942,7 @@
           </w:tbl>
           <w:p>
             <w:pPr>
-              <w:spacing w:before="0" w:after="0" w:line="24" w:lineRule="auto"/>
+              <w:spacing w:before="0" w:after="0" w:line="50" w:lineRule="exact"/>
             </w:pPr>
           </w:p>
         </w:tc>
@@ -2945,11 +2950,12 @@
     </w:tbl>
     <w:p>
       <w:pPr>
-        <w:spacing w:before="0" w:after="0" w:line="20" w:lineRule="exact"/>
+        <w:spacing w:before="0" w:after="0" w:line="50" w:lineRule="exact"/>
       </w:pPr>
     </w:p>
     <w:p>
       <w:pPr>
+        <w:pStyle w:val="Heading2"/>
         <w:keepNext/>
         <w:pBdr>
           <w:bottom w:val="single" w:sz="8" w:space="3" w:color="003A70"/>
@@ -2965,7 +2971,7 @@
           <w:b/>
           <w:color w:val="003A70"/>
           <w:spacing w:val="14"/>
-          <w:sz w:val="19"/>
+          <w:sz w:val="22"/>
           <w:szCs w:val="19"/>
         </w:rPr>
         <w:t xml:space="preserve">TEST PRACTICE</w:t>
@@ -2984,7 +2990,7 @@
           <w:rFonts w:ascii="Avenir Next" w:hAnsi="Avenir Next" w:cs="Avenir Next" w:eastAsia="Avenir Next"/>
           <w:i/>
           <w:color w:val="5A5F66"/>
-          <w:sz w:val="17"/>
+          <w:sz w:val="22"/>
           <w:szCs w:val="17"/>
         </w:rPr>
         <w:t xml:space="preserve">choose the best answer</w:t>
@@ -2992,7 +2998,7 @@
     </w:p>
     <w:p>
       <w:pPr>
-        <w:spacing w:before="0" w:after="0" w:line="20" w:lineRule="exact"/>
+        <w:spacing w:before="0" w:after="0" w:line="50" w:lineRule="exact"/>
       </w:pPr>
     </w:p>
     <w:tbl>
@@ -3042,25 +3048,25 @@
                 <w:rFonts w:ascii="Avenir Next" w:hAnsi="Avenir Next" w:cs="Avenir Next" w:eastAsia="Avenir Next"/>
                 <w:b/>
                 <w:color w:val="1A1A1A"/>
+                <w:sz w:val="22"/>
+                <w:szCs w:val="20"/>
+              </w:rPr>
+              <w:t xml:space="preserve">10.</w:t>
+            </w:r>
+            <w:r>
+              <w:rPr>
+                <w:rFonts w:ascii="Avenir Next" w:hAnsi="Avenir Next" w:cs="Avenir Next" w:eastAsia="Avenir Next"/>
+                <w:color w:val="1A1A1A"/>
                 <w:sz w:val="20"/>
                 <w:szCs w:val="20"/>
               </w:rPr>
-              <w:t xml:space="preserve">10.</w:t>
-            </w:r>
-            <w:r>
-              <w:rPr>
-                <w:rFonts w:ascii="Avenir Next" w:hAnsi="Avenir Next" w:cs="Avenir Next" w:eastAsia="Avenir Next"/>
-                <w:color w:val="1A1A1A"/>
-                <w:sz w:val="20"/>
-                <w:szCs w:val="20"/>
-              </w:rPr>
               <w:tab/>
             </w:r>
             <w:r>
               <w:rPr>
                 <w:rFonts w:ascii="Avenir Next" w:hAnsi="Avenir Next" w:cs="Avenir Next" w:eastAsia="Avenir Next"/>
                 <w:color w:val="1A1A1A"/>
-                <w:sz w:val="20"/>
+                <w:sz w:val="22"/>
                 <w:szCs w:val="20"/>
               </w:rPr>
               <w:t xml:space="preserve">“3 more than the product of 5 and 4” is written —</w:t>
@@ -3116,7 +3122,7 @@
                       <w:rFonts w:ascii="Avenir Next" w:hAnsi="Avenir Next" w:cs="Avenir Next" w:eastAsia="Avenir Next"/>
                       <w:b/>
                       <w:color w:val="003A70"/>
-                      <w:sz w:val="19"/>
+                      <w:sz w:val="22"/>
                       <w:szCs w:val="19"/>
                     </w:rPr>
                     <w:t xml:space="preserve">A</w:t>
@@ -3134,7 +3140,7 @@
                     <w:rPr>
                       <w:rFonts w:ascii="Avenir Next" w:hAnsi="Avenir Next" w:cs="Avenir Next" w:eastAsia="Avenir Next"/>
                       <w:color w:val="1A1A1A"/>
-                      <w:sz w:val="19"/>
+                      <w:sz w:val="22"/>
                       <w:szCs w:val="19"/>
                     </w:rPr>
                     <w:t xml:space="preserve">5 × 4 + 3</w:t>
@@ -3159,7 +3165,7 @@
                       <w:rFonts w:ascii="Avenir Next" w:hAnsi="Avenir Next" w:cs="Avenir Next" w:eastAsia="Avenir Next"/>
                       <w:b/>
                       <w:color w:val="003A70"/>
-                      <w:sz w:val="19"/>
+                      <w:sz w:val="22"/>
                       <w:szCs w:val="19"/>
                     </w:rPr>
                     <w:t xml:space="preserve">B</w:t>
@@ -3177,7 +3183,7 @@
                     <w:rPr>
                       <w:rFonts w:ascii="Avenir Next" w:hAnsi="Avenir Next" w:cs="Avenir Next" w:eastAsia="Avenir Next"/>
                       <w:color w:val="1A1A1A"/>
-                      <w:sz w:val="19"/>
+                      <w:sz w:val="22"/>
                       <w:szCs w:val="19"/>
                     </w:rPr>
                     <w:t xml:space="preserve">3 × 5 + 4</w:t>
@@ -3202,7 +3208,7 @@
                       <w:rFonts w:ascii="Avenir Next" w:hAnsi="Avenir Next" w:cs="Avenir Next" w:eastAsia="Avenir Next"/>
                       <w:b/>
                       <w:color w:val="003A70"/>
-                      <w:sz w:val="19"/>
+                      <w:sz w:val="22"/>
                       <w:szCs w:val="19"/>
                     </w:rPr>
                     <w:t xml:space="preserve">C</w:t>
@@ -3220,7 +3226,7 @@
                     <w:rPr>
                       <w:rFonts w:ascii="Avenir Next" w:hAnsi="Avenir Next" w:cs="Avenir Next" w:eastAsia="Avenir Next"/>
                       <w:color w:val="1A1A1A"/>
-                      <w:sz w:val="19"/>
+                      <w:sz w:val="22"/>
                       <w:szCs w:val="19"/>
                     </w:rPr>
                     <w:t xml:space="preserve">(3 + 5) × 4</w:t>
@@ -3245,7 +3251,7 @@
                       <w:rFonts w:ascii="Avenir Next" w:hAnsi="Avenir Next" w:cs="Avenir Next" w:eastAsia="Avenir Next"/>
                       <w:b/>
                       <w:color w:val="003A70"/>
-                      <w:sz w:val="19"/>
+                      <w:sz w:val="22"/>
                       <w:szCs w:val="19"/>
                     </w:rPr>
                     <w:t xml:space="preserve">D</w:t>
@@ -3263,7 +3269,7 @@
                     <w:rPr>
                       <w:rFonts w:ascii="Avenir Next" w:hAnsi="Avenir Next" w:cs="Avenir Next" w:eastAsia="Avenir Next"/>
                       <w:color w:val="1A1A1A"/>
-                      <w:sz w:val="19"/>
+                      <w:sz w:val="22"/>
                       <w:szCs w:val="19"/>
                     </w:rPr>
                     <w:t xml:space="preserve">5 + 4 × 3</w:t>
@@ -3274,7 +3280,7 @@
           </w:tbl>
           <w:p>
             <w:pPr>
-              <w:spacing w:before="0" w:after="0" w:line="24" w:lineRule="auto"/>
+              <w:spacing w:before="0" w:after="0" w:line="50" w:lineRule="exact"/>
             </w:pPr>
           </w:p>
         </w:tc>
@@ -3282,12 +3288,12 @@
     </w:tbl>
     <w:p>
       <w:pPr>
-        <w:spacing w:before="0" w:after="0" w:line="20" w:lineRule="exact"/>
+        <w:spacing w:before="0" w:after="0" w:line="50" w:lineRule="exact"/>
       </w:pPr>
     </w:p>
     <w:p>
       <w:pPr>
-        <w:spacing w:before="0" w:after="0" w:line="20" w:lineRule="exact"/>
+        <w:spacing w:before="0" w:after="0" w:line="50" w:lineRule="exact"/>
       </w:pPr>
     </w:p>
     <w:tbl>
@@ -3337,25 +3343,25 @@
                 <w:rFonts w:ascii="Avenir Next" w:hAnsi="Avenir Next" w:cs="Avenir Next" w:eastAsia="Avenir Next"/>
                 <w:b/>
                 <w:color w:val="1A1A1A"/>
+                <w:sz w:val="22"/>
+                <w:szCs w:val="20"/>
+              </w:rPr>
+              <w:t xml:space="preserve">11.</w:t>
+            </w:r>
+            <w:r>
+              <w:rPr>
+                <w:rFonts w:ascii="Avenir Next" w:hAnsi="Avenir Next" w:cs="Avenir Next" w:eastAsia="Avenir Next"/>
+                <w:color w:val="1A1A1A"/>
                 <w:sz w:val="20"/>
                 <w:szCs w:val="20"/>
               </w:rPr>
-              <w:t xml:space="preserve">11.</w:t>
-            </w:r>
-            <w:r>
-              <w:rPr>
-                <w:rFonts w:ascii="Avenir Next" w:hAnsi="Avenir Next" w:cs="Avenir Next" w:eastAsia="Avenir Next"/>
-                <w:color w:val="1A1A1A"/>
-                <w:sz w:val="20"/>
-                <w:szCs w:val="20"/>
-              </w:rPr>
               <w:tab/>
             </w:r>
             <w:r>
               <w:rPr>
                 <w:rFonts w:ascii="Avenir Next" w:hAnsi="Avenir Next" w:cs="Avenir Next" w:eastAsia="Avenir Next"/>
                 <w:color w:val="1A1A1A"/>
-                <w:sz w:val="20"/>
+                <w:sz w:val="22"/>
                 <w:szCs w:val="20"/>
               </w:rPr>
               <w:t xml:space="preserve">“15 less than 40” is written —</w:t>
@@ -3411,7 +3417,7 @@
                       <w:rFonts w:ascii="Avenir Next" w:hAnsi="Avenir Next" w:cs="Avenir Next" w:eastAsia="Avenir Next"/>
                       <w:b/>
                       <w:color w:val="003A70"/>
-                      <w:sz w:val="19"/>
+                      <w:sz w:val="22"/>
                       <w:szCs w:val="19"/>
                     </w:rPr>
                     <w:t xml:space="preserve">A</w:t>
@@ -3429,7 +3435,7 @@
                     <w:rPr>
                       <w:rFonts w:ascii="Avenir Next" w:hAnsi="Avenir Next" w:cs="Avenir Next" w:eastAsia="Avenir Next"/>
                       <w:color w:val="1A1A1A"/>
-                      <w:sz w:val="19"/>
+                      <w:sz w:val="22"/>
                       <w:szCs w:val="19"/>
                     </w:rPr>
                     <w:t xml:space="preserve">15 − 40</w:t>
@@ -3454,7 +3460,7 @@
                       <w:rFonts w:ascii="Avenir Next" w:hAnsi="Avenir Next" w:cs="Avenir Next" w:eastAsia="Avenir Next"/>
                       <w:b/>
                       <w:color w:val="003A70"/>
-                      <w:sz w:val="19"/>
+                      <w:sz w:val="22"/>
                       <w:szCs w:val="19"/>
                     </w:rPr>
                     <w:t xml:space="preserve">B</w:t>
@@ -3472,7 +3478,7 @@
                     <w:rPr>
                       <w:rFonts w:ascii="Avenir Next" w:hAnsi="Avenir Next" w:cs="Avenir Next" w:eastAsia="Avenir Next"/>
                       <w:color w:val="1A1A1A"/>
-                      <w:sz w:val="19"/>
+                      <w:sz w:val="22"/>
                       <w:szCs w:val="19"/>
                     </w:rPr>
                     <w:t xml:space="preserve">40 − 15</w:t>
@@ -3497,7 +3503,7 @@
                       <w:rFonts w:ascii="Avenir Next" w:hAnsi="Avenir Next" w:cs="Avenir Next" w:eastAsia="Avenir Next"/>
                       <w:b/>
                       <w:color w:val="003A70"/>
-                      <w:sz w:val="19"/>
+                      <w:sz w:val="22"/>
                       <w:szCs w:val="19"/>
                     </w:rPr>
                     <w:t xml:space="preserve">C</w:t>
@@ -3515,7 +3521,7 @@
                     <w:rPr>
                       <w:rFonts w:ascii="Avenir Next" w:hAnsi="Avenir Next" w:cs="Avenir Next" w:eastAsia="Avenir Next"/>
                       <w:color w:val="1A1A1A"/>
-                      <w:sz w:val="19"/>
+                      <w:sz w:val="22"/>
                       <w:szCs w:val="19"/>
                     </w:rPr>
                     <w:t xml:space="preserve">40 + 15</w:t>
@@ -3540,7 +3546,7 @@
                       <w:rFonts w:ascii="Avenir Next" w:hAnsi="Avenir Next" w:cs="Avenir Next" w:eastAsia="Avenir Next"/>
                       <w:b/>
                       <w:color w:val="003A70"/>
-                      <w:sz w:val="19"/>
+                      <w:sz w:val="22"/>
                       <w:szCs w:val="19"/>
                     </w:rPr>
                     <w:t xml:space="preserve">D</w:t>
@@ -3558,7 +3564,7 @@
                     <w:rPr>
                       <w:rFonts w:ascii="Avenir Next" w:hAnsi="Avenir Next" w:cs="Avenir Next" w:eastAsia="Avenir Next"/>
                       <w:color w:val="1A1A1A"/>
-                      <w:sz w:val="19"/>
+                      <w:sz w:val="22"/>
                       <w:szCs w:val="19"/>
                     </w:rPr>
                     <w:t xml:space="preserve">15 × 40</w:t>
@@ -3569,7 +3575,7 @@
           </w:tbl>
           <w:p>
             <w:pPr>
-              <w:spacing w:before="0" w:after="0" w:line="24" w:lineRule="auto"/>
+              <w:spacing w:before="0" w:after="0" w:line="50" w:lineRule="exact"/>
             </w:pPr>
           </w:p>
         </w:tc>
@@ -3577,11 +3583,12 @@
     </w:tbl>
     <w:p>
       <w:pPr>
-        <w:spacing w:before="0" w:after="0" w:line="20" w:lineRule="exact"/>
+        <w:spacing w:before="0" w:after="0" w:line="50" w:lineRule="exact"/>
       </w:pPr>
     </w:p>
     <w:p>
       <w:pPr>
+        <w:pStyle w:val="Heading2"/>
         <w:keepNext/>
         <w:pBdr>
           <w:bottom w:val="single" w:sz="8" w:space="3" w:color="003A70"/>
@@ -3597,7 +3604,7 @@
           <w:b/>
           <w:color w:val="003A70"/>
           <w:spacing w:val="14"/>
-          <w:sz w:val="19"/>
+          <w:sz w:val="22"/>
           <w:szCs w:val="19"/>
         </w:rPr>
         <w:t xml:space="preserve">SELF-CHECK CODE</w:t>
@@ -3616,7 +3623,7 @@
           <w:rFonts w:ascii="Avenir Next" w:hAnsi="Avenir Next" w:cs="Avenir Next" w:eastAsia="Avenir Next"/>
           <w:i/>
           <w:color w:val="5A5F66"/>
-          <w:sz w:val="17"/>
+          <w:sz w:val="22"/>
           <w:szCs w:val="17"/>
         </w:rPr>
         <w:t xml:space="preserve">find your answer · copy its letter into that problem’s box · spell a math word</w:t>
@@ -3675,7 +3682,7 @@
                 <w:rFonts w:ascii="Avenir Next" w:hAnsi="Avenir Next" w:cs="Avenir Next" w:eastAsia="Avenir Next"/>
                 <w:b/>
                 <w:color w:val="1A1A1A"/>
-                <w:sz w:val="18"/>
+                <w:sz w:val="22"/>
                 <w:szCs w:val="18"/>
               </w:rPr>
               <w:t xml:space="preserve">24</w:t>
@@ -3691,7 +3698,7 @@
                 <w:rFonts w:ascii="Avenir Next" w:hAnsi="Avenir Next" w:cs="Avenir Next" w:eastAsia="Avenir Next"/>
                 <w:b/>
                 <w:color w:val="003A70"/>
-                <w:sz w:val="18"/>
+                <w:sz w:val="22"/>
                 <w:szCs w:val="18"/>
               </w:rPr>
               <w:t xml:space="preserve">C</w:t>
@@ -3714,7 +3721,7 @@
                 <w:rFonts w:ascii="Avenir Next" w:hAnsi="Avenir Next" w:cs="Avenir Next" w:eastAsia="Avenir Next"/>
                 <w:b/>
                 <w:color w:val="1A1A1A"/>
-                <w:sz w:val="18"/>
+                <w:sz w:val="22"/>
                 <w:szCs w:val="18"/>
               </w:rPr>
               <w:t xml:space="preserve">43</w:t>
@@ -3730,7 +3737,7 @@
                 <w:rFonts w:ascii="Avenir Next" w:hAnsi="Avenir Next" w:cs="Avenir Next" w:eastAsia="Avenir Next"/>
                 <w:b/>
                 <w:color w:val="003A70"/>
-                <w:sz w:val="18"/>
+                <w:sz w:val="22"/>
                 <w:szCs w:val="18"/>
               </w:rPr>
               <w:t xml:space="preserve">D</w:t>
@@ -3753,7 +3760,7 @@
                 <w:rFonts w:ascii="Avenir Next" w:hAnsi="Avenir Next" w:cs="Avenir Next" w:eastAsia="Avenir Next"/>
                 <w:b/>
                 <w:color w:val="1A1A1A"/>
-                <w:sz w:val="18"/>
+                <w:sz w:val="22"/>
                 <w:szCs w:val="18"/>
               </w:rPr>
               <w:t xml:space="preserve">54</w:t>
@@ -3769,7 +3776,7 @@
                 <w:rFonts w:ascii="Avenir Next" w:hAnsi="Avenir Next" w:cs="Avenir Next" w:eastAsia="Avenir Next"/>
                 <w:b/>
                 <w:color w:val="003A70"/>
-                <w:sz w:val="18"/>
+                <w:sz w:val="22"/>
                 <w:szCs w:val="18"/>
               </w:rPr>
               <w:t xml:space="preserve">T</w:t>
@@ -3792,7 +3799,7 @@
                 <w:rFonts w:ascii="Avenir Next" w:hAnsi="Avenir Next" w:cs="Avenir Next" w:eastAsia="Avenir Next"/>
                 <w:b/>
                 <w:color w:val="1A1A1A"/>
-                <w:sz w:val="18"/>
+                <w:sz w:val="22"/>
                 <w:szCs w:val="18"/>
               </w:rPr>
               <w:t xml:space="preserve">285</w:t>
@@ -3808,7 +3815,7 @@
                 <w:rFonts w:ascii="Avenir Next" w:hAnsi="Avenir Next" w:cs="Avenir Next" w:eastAsia="Avenir Next"/>
                 <w:b/>
                 <w:color w:val="003A70"/>
-                <w:sz w:val="18"/>
+                <w:sz w:val="22"/>
                 <w:szCs w:val="18"/>
               </w:rPr>
               <w:t xml:space="preserve">R</w:t>
@@ -3831,7 +3838,7 @@
                 <w:rFonts w:ascii="Avenir Next" w:hAnsi="Avenir Next" w:cs="Avenir Next" w:eastAsia="Avenir Next"/>
                 <w:b/>
                 <w:color w:val="1A1A1A"/>
-                <w:sz w:val="18"/>
+                <w:sz w:val="22"/>
                 <w:szCs w:val="18"/>
               </w:rPr>
               <w:t xml:space="preserve">30</w:t>
@@ -3847,7 +3854,7 @@
                 <w:rFonts w:ascii="Avenir Next" w:hAnsi="Avenir Next" w:cs="Avenir Next" w:eastAsia="Avenir Next"/>
                 <w:b/>
                 <w:color w:val="003A70"/>
-                <w:sz w:val="18"/>
+                <w:sz w:val="22"/>
                 <w:szCs w:val="18"/>
               </w:rPr>
               <w:t xml:space="preserve">X</w:t>
@@ -3870,7 +3877,7 @@
                 <w:rFonts w:ascii="Avenir Next" w:hAnsi="Avenir Next" w:cs="Avenir Next" w:eastAsia="Avenir Next"/>
                 <w:b/>
                 <w:color w:val="1A1A1A"/>
-                <w:sz w:val="18"/>
+                <w:sz w:val="22"/>
                 <w:szCs w:val="18"/>
               </w:rPr>
               <w:t xml:space="preserve">14</w:t>
@@ -3886,7 +3893,7 @@
                 <w:rFonts w:ascii="Avenir Next" w:hAnsi="Avenir Next" w:cs="Avenir Next" w:eastAsia="Avenir Next"/>
                 <w:b/>
                 <w:color w:val="003A70"/>
-                <w:sz w:val="18"/>
+                <w:sz w:val="22"/>
                 <w:szCs w:val="18"/>
               </w:rPr>
               <w:t xml:space="preserve">Q</w:t>
@@ -3909,7 +3916,7 @@
                 <w:rFonts w:ascii="Avenir Next" w:hAnsi="Avenir Next" w:cs="Avenir Next" w:eastAsia="Avenir Next"/>
                 <w:b/>
                 <w:color w:val="1A1A1A"/>
-                <w:sz w:val="18"/>
+                <w:sz w:val="22"/>
                 <w:szCs w:val="18"/>
               </w:rPr>
               <w:t xml:space="preserve">36</w:t>
@@ -3925,7 +3932,7 @@
                 <w:rFonts w:ascii="Avenir Next" w:hAnsi="Avenir Next" w:cs="Avenir Next" w:eastAsia="Avenir Next"/>
                 <w:b/>
                 <w:color w:val="003A70"/>
-                <w:sz w:val="18"/>
+                <w:sz w:val="22"/>
                 <w:szCs w:val="18"/>
               </w:rPr>
               <w:t xml:space="preserve">Z</w:t>
@@ -3948,7 +3955,7 @@
                 <w:rFonts w:ascii="Avenir Next" w:hAnsi="Avenir Next" w:cs="Avenir Next" w:eastAsia="Avenir Next"/>
                 <w:b/>
                 <w:color w:val="1A1A1A"/>
-                <w:sz w:val="18"/>
+                <w:sz w:val="22"/>
                 <w:szCs w:val="18"/>
               </w:rPr>
               <w:t xml:space="preserve">1,728</w:t>
@@ -3964,7 +3971,7 @@
                 <w:rFonts w:ascii="Avenir Next" w:hAnsi="Avenir Next" w:cs="Avenir Next" w:eastAsia="Avenir Next"/>
                 <w:b/>
                 <w:color w:val="003A70"/>
-                <w:sz w:val="18"/>
+                <w:sz w:val="22"/>
                 <w:szCs w:val="18"/>
               </w:rPr>
               <w:t xml:space="preserve">U</w:t>
@@ -3987,7 +3994,7 @@
                 <w:rFonts w:ascii="Avenir Next" w:hAnsi="Avenir Next" w:cs="Avenir Next" w:eastAsia="Avenir Next"/>
                 <w:b/>
                 <w:color w:val="1A1A1A"/>
-                <w:sz w:val="18"/>
+                <w:sz w:val="22"/>
                 <w:szCs w:val="18"/>
               </w:rPr>
               <w:t xml:space="preserve">72</w:t>
@@ -4003,7 +4010,7 @@
                 <w:rFonts w:ascii="Avenir Next" w:hAnsi="Avenir Next" w:cs="Avenir Next" w:eastAsia="Avenir Next"/>
                 <w:b/>
                 <w:color w:val="003A70"/>
-                <w:sz w:val="18"/>
+                <w:sz w:val="22"/>
                 <w:szCs w:val="18"/>
               </w:rPr>
               <w:t xml:space="preserve">P</w:t>
@@ -4026,7 +4033,7 @@
                 <w:rFonts w:ascii="Avenir Next" w:hAnsi="Avenir Next" w:cs="Avenir Next" w:eastAsia="Avenir Next"/>
                 <w:b/>
                 <w:color w:val="1A1A1A"/>
-                <w:sz w:val="18"/>
+                <w:sz w:val="22"/>
                 <w:szCs w:val="18"/>
               </w:rPr>
               <w:t xml:space="preserve">225</w:t>
@@ -4042,7 +4049,7 @@
                 <w:rFonts w:ascii="Avenir Next" w:hAnsi="Avenir Next" w:cs="Avenir Next" w:eastAsia="Avenir Next"/>
                 <w:b/>
                 <w:color w:val="003A70"/>
-                <w:sz w:val="18"/>
+                <w:sz w:val="22"/>
                 <w:szCs w:val="18"/>
               </w:rPr>
               <w:t xml:space="preserve">O</w:t>
@@ -4053,7 +4060,7 @@
     </w:tbl>
     <w:p>
       <w:pPr>
-        <w:spacing w:before="0" w:after="0" w:line="60" w:lineRule="auto"/>
+        <w:spacing w:before="0" w:after="0" w:line="50" w:lineRule="exact"/>
       </w:pPr>
     </w:p>
     <w:tbl>
@@ -4242,7 +4249,7 @@
     </w:tbl>
     <w:p>
       <w:pPr>
-        <w:spacing w:before="0" w:after="0" w:line="40" w:lineRule="auto"/>
+        <w:spacing w:before="0" w:after="0" w:line="50" w:lineRule="exact"/>
       </w:pPr>
     </w:p>
     <w:tbl>
@@ -4284,6 +4291,7 @@
           </w:tcPr>
           <w:p>
             <w:pPr>
+              <w:pStyle w:val="Heading2"/>
               <w:spacing w:before="0" w:after="0" w:line="240" w:lineRule="auto"/>
             </w:pPr>
             <w:r>
@@ -4321,7 +4329,7 @@
               <w:rPr>
                 <w:rFonts w:ascii="Avenir Next" w:hAnsi="Avenir Next" w:cs="Avenir Next" w:eastAsia="Avenir Next"/>
                 <w:color w:val="1A1A1A"/>
-                <w:sz w:val="17"/>
+                <w:sz w:val="22"/>
                 <w:szCs w:val="17"/>
               </w:rPr>
               <w:t xml:space="preserve">  I can do this on my own</w:t>
@@ -4350,7 +4358,7 @@
               <w:rPr>
                 <w:rFonts w:ascii="Avenir Next" w:hAnsi="Avenir Next" w:cs="Avenir Next" w:eastAsia="Avenir Next"/>
                 <w:color w:val="1A1A1A"/>
-                <w:sz w:val="17"/>
+                <w:sz w:val="22"/>
                 <w:szCs w:val="17"/>
               </w:rPr>
               <w:t xml:space="preserve">  I need a little help</w:t>
@@ -4379,7 +4387,7 @@
               <w:rPr>
                 <w:rFonts w:ascii="Avenir Next" w:hAnsi="Avenir Next" w:cs="Avenir Next" w:eastAsia="Avenir Next"/>
                 <w:color w:val="1A1A1A"/>
-                <w:sz w:val="17"/>
+                <w:sz w:val="22"/>
                 <w:szCs w:val="17"/>
               </w:rPr>
               <w:t xml:space="preserve">  I have a question about #</w:t>
@@ -4400,7 +4408,7 @@
     </w:tbl>
     <w:p>
       <w:pPr>
-        <w:spacing w:before="0" w:after="0" w:line="20" w:lineRule="exact"/>
+        <w:spacing w:before="0" w:after="0" w:line="50" w:lineRule="exact"/>
       </w:pPr>
     </w:p>
     <w:sectPr>
@@ -4486,7 +4494,106 @@
               <w:sz w:val="15"/>
               <w:szCs w:val="15"/>
             </w:rPr>
-            <w:t xml:space="preserve">Lesson 6-4  ·  Session 1  ·  Practice Form A</w:t>
+            <w:t xml:space="preserve">6-4 · Page </w:t>
+          </w:r>
+          <w:r>
+            <w:rPr>
+              <w:rFonts w:ascii="Avenir Next" w:hAnsi="Avenir Next" w:cs="Avenir Next" w:eastAsia="Avenir Next"/>
+              <w:color w:val="5A5F66"/>
+              <w:sz w:val="15"/>
+              <w:szCs w:val="15"/>
+            </w:rPr>
+            <w:fldChar w:fldCharType="begin"/>
+          </w:r>
+          <w:r>
+            <w:rPr>
+              <w:rFonts w:ascii="Avenir Next" w:hAnsi="Avenir Next" w:cs="Avenir Next" w:eastAsia="Avenir Next"/>
+              <w:color w:val="5A5F66"/>
+              <w:sz w:val="15"/>
+              <w:szCs w:val="15"/>
+            </w:rPr>
+            <w:instrText xml:space="preserve"> PAGE </w:instrText>
+          </w:r>
+          <w:r>
+            <w:rPr>
+              <w:rFonts w:ascii="Avenir Next" w:hAnsi="Avenir Next" w:cs="Avenir Next" w:eastAsia="Avenir Next"/>
+              <w:color w:val="5A5F66"/>
+              <w:sz w:val="15"/>
+              <w:szCs w:val="15"/>
+            </w:rPr>
+            <w:fldChar w:fldCharType="separate"/>
+          </w:r>
+          <w:r>
+            <w:rPr>
+              <w:rFonts w:ascii="Avenir Next" w:hAnsi="Avenir Next" w:cs="Avenir Next" w:eastAsia="Avenir Next"/>
+              <w:color w:val="5A5F66"/>
+              <w:sz w:val="15"/>
+              <w:szCs w:val="15"/>
+            </w:rPr>
+            <w:t xml:space="preserve">1</w:t>
+          </w:r>
+          <w:r>
+            <w:rPr>
+              <w:rFonts w:ascii="Avenir Next" w:hAnsi="Avenir Next" w:cs="Avenir Next" w:eastAsia="Avenir Next"/>
+              <w:color w:val="5A5F66"/>
+              <w:sz w:val="15"/>
+              <w:szCs w:val="15"/>
+            </w:rPr>
+            <w:fldChar w:fldCharType="end"/>
+          </w:r>
+          <w:r>
+            <w:rPr>
+              <w:rFonts w:ascii="Avenir Next" w:hAnsi="Avenir Next" w:cs="Avenir Next" w:eastAsia="Avenir Next"/>
+              <w:color w:val="5A5F66"/>
+              <w:sz w:val="15"/>
+              <w:szCs w:val="15"/>
+            </w:rPr>
+            <w:t xml:space="preserve"> of </w:t>
+          </w:r>
+          <w:r>
+            <w:rPr>
+              <w:rFonts w:ascii="Avenir Next" w:hAnsi="Avenir Next" w:cs="Avenir Next" w:eastAsia="Avenir Next"/>
+              <w:color w:val="5A5F66"/>
+              <w:sz w:val="15"/>
+              <w:szCs w:val="15"/>
+            </w:rPr>
+            <w:fldChar w:fldCharType="begin"/>
+          </w:r>
+          <w:r>
+            <w:rPr>
+              <w:rFonts w:ascii="Avenir Next" w:hAnsi="Avenir Next" w:cs="Avenir Next" w:eastAsia="Avenir Next"/>
+              <w:color w:val="5A5F66"/>
+              <w:sz w:val="15"/>
+              <w:szCs w:val="15"/>
+            </w:rPr>
+            <w:instrText xml:space="preserve"> NUMPAGES </w:instrText>
+          </w:r>
+          <w:r>
+            <w:rPr>
+              <w:rFonts w:ascii="Avenir Next" w:hAnsi="Avenir Next" w:cs="Avenir Next" w:eastAsia="Avenir Next"/>
+              <w:color w:val="5A5F66"/>
+              <w:sz w:val="15"/>
+              <w:szCs w:val="15"/>
+            </w:rPr>
+            <w:fldChar w:fldCharType="separate"/>
+          </w:r>
+          <w:r>
+            <w:rPr>
+              <w:rFonts w:ascii="Avenir Next" w:hAnsi="Avenir Next" w:cs="Avenir Next" w:eastAsia="Avenir Next"/>
+              <w:color w:val="5A5F66"/>
+              <w:sz w:val="15"/>
+              <w:szCs w:val="15"/>
+            </w:rPr>
+            <w:t xml:space="preserve">1</w:t>
+          </w:r>
+          <w:r>
+            <w:rPr>
+              <w:rFonts w:ascii="Avenir Next" w:hAnsi="Avenir Next" w:cs="Avenir Next" w:eastAsia="Avenir Next"/>
+              <w:color w:val="5A5F66"/>
+              <w:sz w:val="15"/>
+              <w:szCs w:val="15"/>
+            </w:rPr>
+            <w:fldChar w:fldCharType="end"/>
           </w:r>
         </w:p>
       </w:tc>
@@ -4529,5 +4636,23 @@
       </w:tblCellMar>
     </w:tblPr>
   </w:style>
+  <w:style w:type="paragraph" w:styleId="Heading1">
+    <w:name w:val="heading 1"/>
+    <w:basedOn w:val="Normal"/>
+    <w:pPr>
+      <w:outlineLvl w:val="0"/>
+      <w:keepNext w:val="0"/>
+      <w:keepLines w:val="0"/>
+    </w:pPr>
+  </w:style>
+  <w:style w:type="paragraph" w:styleId="Heading2">
+    <w:name w:val="heading 2"/>
+    <w:basedOn w:val="Normal"/>
+    <w:pPr>
+      <w:outlineLvl w:val="1"/>
+      <w:keepNext w:val="0"/>
+      <w:keepLines w:val="0"/>
+    </w:pPr>
+  </w:style>
 </w:styles>
 </file>